--- a/examples/habs_round1_2026/game4_post_2026-04-26_EN.docx
+++ b/examples/habs_round1_2026/game4_post_2026-04-26_EN.docx
@@ -84,7 +84,7 @@
           <w:sz w:val="20"/>
           <w:szCs w:val="20"/>
         </w:rPr>
-        <w:t xml:space="preserve">TBL 3, MTL 2 (regulation). Series tied 2–2; Game 5 in Tampa.</w:t>
+        <w:t xml:space="preserve">TBL 3, MTL 2. Series tied 2–2; Game 5 in Tampa.</w:t>
       </w:r>
       <w:r>
         <w:rPr>
@@ -93,7 +93,7 @@
           <w:sz w:val="20"/>
           <w:szCs w:val="20"/>
         </w:rPr>
-        <w:t xml:space="preserve"> Tampa scored two goals in 13 minutes of P3 (Hagel both, Kucherov primary on both). MTL led 2–1 entering the third after Bolduc and Caufield scored in P2 — but Guentzel pulled one back at 4v4 with 54 seconds left in P2 and the period flipped Tampa's way after intermission.</w:t>
+        <w:t xml:space="preserve"> MTL led 2–0 in the second period, gave up a 4v4 goal with 54 seconds left in P2, then conceded twice to Hagel in the third (1:40 PP, 15:07 5v5). Hagel now has 6 goals in 4 series games.</w:t>
       </w:r>
     </w:p>
     <w:p>
@@ -114,7 +114,7 @@
           <w:sz w:val="20"/>
           <w:szCs w:val="20"/>
         </w:rPr>
-        <w:t xml:space="preserve">Series-to-date 5v5: identical actuals (6–6 GF/GA), but MTL leads xG share 53.0% and HDCF share 60.5%.</w:t>
+        <w:t xml:space="preserve">Did the Habs crash in P3? At 5v5, no.</w:t>
       </w:r>
       <w:r>
         <w:rPr>
@@ -123,7 +123,67 @@
           <w:sz w:val="20"/>
           <w:szCs w:val="20"/>
         </w:rPr>
-        <w:t xml:space="preserve"> Tampa drives volume (56.1% of attempts). The dynamic from the first three games persists.</w:t>
+        <w:t xml:space="preserve"> MTL Corsi% by period: 39.1 → 35.3 → </w:t>
+      </w:r>
+      <w:r>
+        <w:rPr>
+          <w:rFonts w:ascii="Arial" w:cs="Arial" w:eastAsia="Arial" w:hAnsi="Arial"/>
+          <w:b/>
+          <w:bCs/>
+          <w:color w:val="111111"/>
+          <w:sz w:val="20"/>
+          <w:szCs w:val="20"/>
+        </w:rPr>
+        <w:t xml:space="preserve">50.0%</w:t>
+      </w:r>
+      <w:r>
+        <w:rPr>
+          <w:rFonts w:ascii="Arial" w:cs="Arial" w:eastAsia="Arial" w:hAnsi="Arial"/>
+          <w:color w:val="111111"/>
+          <w:sz w:val="20"/>
+          <w:szCs w:val="20"/>
+        </w:rPr>
+        <w:t xml:space="preserve"> in P3. Pure 5v5 in the third was even (7–7 shot attempts). The damage was on </w:t>
+      </w:r>
+      <w:r>
+        <w:rPr>
+          <w:rFonts w:ascii="Arial" w:cs="Arial" w:eastAsia="Arial" w:hAnsi="Arial"/>
+          <w:b/>
+          <w:bCs/>
+          <w:color w:val="111111"/>
+          <w:sz w:val="20"/>
+          <w:szCs w:val="20"/>
+        </w:rPr>
+        <w:t xml:space="preserve">special teams + a deflection</w:t>
+      </w:r>
+      <w:r>
+        <w:rPr>
+          <w:rFonts w:ascii="Arial" w:cs="Arial" w:eastAsia="Arial" w:hAnsi="Arial"/>
+          <w:color w:val="111111"/>
+          <w:sz w:val="20"/>
+          <w:szCs w:val="20"/>
+        </w:rPr>
+        <w:t xml:space="preserve">, not on territorial collapse. </w:t>
+      </w:r>
+      <w:r>
+        <w:rPr>
+          <w:rFonts w:ascii="Arial" w:cs="Arial" w:eastAsia="Arial" w:hAnsi="Arial"/>
+          <w:b/>
+          <w:bCs/>
+          <w:color w:val="111111"/>
+          <w:sz w:val="20"/>
+          <w:szCs w:val="20"/>
+        </w:rPr>
+        <w:t xml:space="preserve">Three MTL penalties in P3</w:t>
+      </w:r>
+      <w:r>
+        <w:rPr>
+          <w:rFonts w:ascii="Arial" w:cs="Arial" w:eastAsia="Arial" w:hAnsi="Arial"/>
+          <w:color w:val="111111"/>
+          <w:sz w:val="20"/>
+          <w:szCs w:val="20"/>
+        </w:rPr>
+        <w:t xml:space="preserve"> put Tampa on the man advantage — Hagel's tying goal came directly off the second of those.</w:t>
       </w:r>
     </w:p>
     <w:p>
@@ -144,7 +204,7 @@
           <w:sz w:val="20"/>
           <w:szCs w:val="20"/>
         </w:rPr>
-        <w:t xml:space="preserve">The pre-game thesis (Carlile→Crozier as a small TBL upgrade) verified directionally and ineffectively.</w:t>
+        <w:t xml:space="preserve">The Slafkovský hit is the second framework-anchor contact event of the series, not the second straight game.</w:t>
       </w:r>
       <w:r>
         <w:rPr>
@@ -153,7 +213,47 @@
           <w:sz w:val="20"/>
           <w:szCs w:val="20"/>
         </w:rPr>
-        <w:t xml:space="preserve"> Projected ++0.11 net xG/game with the 80% CI [-0.08, +0.31] straddling zero. Crozier finished the game 1–1 on-ice. The actual swing came from Hagel + Kucherov in P3, not the third pair.</w:t>
+        <w:t xml:space="preserve"> The Hagel-Slafkovský fight was in </w:t>
+      </w:r>
+      <w:r>
+        <w:rPr>
+          <w:rFonts w:ascii="Arial" w:cs="Arial" w:eastAsia="Arial" w:hAnsi="Arial"/>
+          <w:b/>
+          <w:bCs/>
+          <w:color w:val="111111"/>
+          <w:sz w:val="20"/>
+          <w:szCs w:val="20"/>
+        </w:rPr>
+        <w:t xml:space="preserve">Game 2</w:t>
+      </w:r>
+      <w:r>
+        <w:rPr>
+          <w:rFonts w:ascii="Arial" w:cs="Arial" w:eastAsia="Arial" w:hAnsi="Arial"/>
+          <w:color w:val="111111"/>
+          <w:sz w:val="20"/>
+          <w:szCs w:val="20"/>
+        </w:rPr>
+        <w:t xml:space="preserve"> (P2 5:14); Game 3 had no comparable event. Game 4: Crozier hit at P2 17:48 (with MTL still up 2–0). The Guentzel 4v4 goal landed </w:t>
+      </w:r>
+      <w:r>
+        <w:rPr>
+          <w:rFonts w:ascii="Arial" w:cs="Arial" w:eastAsia="Arial" w:hAnsi="Arial"/>
+          <w:b/>
+          <w:bCs/>
+          <w:color w:val="111111"/>
+          <w:sz w:val="20"/>
+          <w:szCs w:val="20"/>
+        </w:rPr>
+        <w:t xml:space="preserve">78 seconds later</w:t>
+      </w:r>
+      <w:r>
+        <w:rPr>
+          <w:rFonts w:ascii="Arial" w:cs="Arial" w:eastAsia="Arial" w:hAnsi="Arial"/>
+          <w:color w:val="111111"/>
+          <w:sz w:val="20"/>
+          <w:szCs w:val="20"/>
+        </w:rPr>
+        <w:t xml:space="preserve">. The press is treating it as a "triad" turning point — the data refines that to: hit + 4v4 goal + P3 PP discipline failures.</w:t>
       </w:r>
     </w:p>
     <w:p>
@@ -282,7 +382,7 @@
           <w:sz w:val="30"/>
           <w:szCs w:val="30"/>
         </w:rPr>
-        <w:t xml:space="preserve">1. How the game went</w:t>
+        <w:t xml:space="preserve">1. The timeline of a 2–0 lead that vanished</w:t>
       </w:r>
     </w:p>
     <w:p>
@@ -298,7 +398,7 @@
           <w:sz w:val="20"/>
           <w:szCs w:val="20"/>
         </w:rPr>
-        <w:t xml:space="preserve">Goal sequence chronological. Situation: 5v5 = even strength, 5v4 = power play, 4v4 = coincidental minors. Row color reflects the scoring team.</w:t>
+        <w:t xml:space="preserve">Goal sequence chronological + the Crozier hit on Slafkovský embedded at its actual timestamp. The 78-second window between the hit and the Guentzel 4v4 goal is the question Marc Antoine Godin (Radio-Canada) calls "the triad" — the data is below.</w:t>
       </w:r>
     </w:p>
     <w:tbl>
@@ -404,7 +504,7 @@
                 <w:sz w:val="18"/>
                 <w:szCs w:val="18"/>
               </w:rPr>
-              <w:t xml:space="preserve">Scorer</w:t>
+              <w:t xml:space="preserve">Scorer / event</w:t>
             </w:r>
           </w:p>
         </w:tc>
@@ -432,7 +532,7 @@
                 <w:sz w:val="18"/>
                 <w:szCs w:val="18"/>
               </w:rPr>
-              <w:t xml:space="preserve">Assists</w:t>
+              <w:t xml:space="preserve">Assists / detail</w:t>
             </w:r>
           </w:p>
         </w:tc>
@@ -745,6 +845,148 @@
                 <w:szCs w:val="18"/>
               </w:rPr>
               <w:t xml:space="preserve">5v4</w:t>
+            </w:r>
+          </w:p>
+        </w:tc>
+      </w:tr>
+      <w:tr>
+        <w:tc>
+          <w:tcPr>
+            <w:tcBorders>
+              <w:top w:val="single" w:color="BFBFBF" w:sz="4"/>
+              <w:left w:val="single" w:color="BFBFBF" w:sz="4"/>
+              <w:bottom w:val="single" w:color="BFBFBF" w:sz="4"/>
+              <w:right w:val="single" w:color="BFBFBF" w:sz="4"/>
+            </w:tcBorders>
+            <w:shd w:fill="FFF6E0" w:color="auto" w:val="clear"/>
+            <w:vAlign w:val="center"/>
+          </w:tcPr>
+          <w:p>
+            <w:pPr>
+              <w:spacing w:after="40" w:before="40"/>
+            </w:pPr>
+            <w:r>
+              <w:rPr>
+                <w:rFonts w:ascii="Arial" w:cs="Arial" w:eastAsia="Arial" w:hAnsi="Arial"/>
+                <w:b w:val="false"/>
+                <w:bCs w:val="false"/>
+                <w:color w:val="111111"/>
+                <w:sz w:val="18"/>
+                <w:szCs w:val="18"/>
+              </w:rPr>
+              <w:t xml:space="preserve">P2 17:48</w:t>
+            </w:r>
+          </w:p>
+        </w:tc>
+        <w:tc>
+          <w:tcPr>
+            <w:tcBorders>
+              <w:top w:val="single" w:color="BFBFBF" w:sz="4"/>
+              <w:left w:val="single" w:color="BFBFBF" w:sz="4"/>
+              <w:bottom w:val="single" w:color="BFBFBF" w:sz="4"/>
+              <w:right w:val="single" w:color="BFBFBF" w:sz="4"/>
+            </w:tcBorders>
+            <w:shd w:fill="FFF6E0" w:color="auto" w:val="clear"/>
+            <w:vAlign w:val="center"/>
+          </w:tcPr>
+          <w:p>
+            <w:pPr>
+              <w:spacing w:after="40" w:before="40"/>
+            </w:pPr>
+            <w:r>
+              <w:rPr>
+                <w:rFonts w:ascii="Arial" w:cs="Arial" w:eastAsia="Arial" w:hAnsi="Arial"/>
+                <w:b w:val="false"/>
+                <w:bCs w:val="false"/>
+                <w:color w:val="111111"/>
+                <w:sz w:val="18"/>
+                <w:szCs w:val="18"/>
+              </w:rPr>
+              <w:t xml:space="preserve">TBL</w:t>
+            </w:r>
+          </w:p>
+        </w:tc>
+        <w:tc>
+          <w:tcPr>
+            <w:tcBorders>
+              <w:top w:val="single" w:color="BFBFBF" w:sz="4"/>
+              <w:left w:val="single" w:color="BFBFBF" w:sz="4"/>
+              <w:bottom w:val="single" w:color="BFBFBF" w:sz="4"/>
+              <w:right w:val="single" w:color="BFBFBF" w:sz="4"/>
+            </w:tcBorders>
+            <w:shd w:fill="FFF6E0" w:color="auto" w:val="clear"/>
+            <w:vAlign w:val="center"/>
+          </w:tcPr>
+          <w:p>
+            <w:pPr>
+              <w:spacing w:after="40" w:before="40"/>
+            </w:pPr>
+            <w:r>
+              <w:rPr>
+                <w:rFonts w:ascii="Arial" w:cs="Arial" w:eastAsia="Arial" w:hAnsi="Arial"/>
+                <w:b w:val="false"/>
+                <w:bCs w:val="false"/>
+                <w:color w:val="111111"/>
+                <w:sz w:val="18"/>
+                <w:szCs w:val="18"/>
+              </w:rPr>
+              <w:t xml:space="preserve">⚡ Crozier hit on Slafkovský</w:t>
+            </w:r>
+          </w:p>
+        </w:tc>
+        <w:tc>
+          <w:tcPr>
+            <w:tcBorders>
+              <w:top w:val="single" w:color="BFBFBF" w:sz="4"/>
+              <w:left w:val="single" w:color="BFBFBF" w:sz="4"/>
+              <w:bottom w:val="single" w:color="BFBFBF" w:sz="4"/>
+              <w:right w:val="single" w:color="BFBFBF" w:sz="4"/>
+            </w:tcBorders>
+            <w:shd w:fill="FFF6E0" w:color="auto" w:val="clear"/>
+            <w:vAlign w:val="center"/>
+          </w:tcPr>
+          <w:p>
+            <w:pPr>
+              <w:spacing w:after="40" w:before="40"/>
+            </w:pPr>
+            <w:r>
+              <w:rPr>
+                <w:rFonts w:ascii="Arial" w:cs="Arial" w:eastAsia="Arial" w:hAnsi="Arial"/>
+                <w:b w:val="false"/>
+                <w:bCs w:val="false"/>
+                <w:color w:val="111111"/>
+                <w:sz w:val="18"/>
+                <w:szCs w:val="18"/>
+              </w:rPr>
+              <w:t xml:space="preserve">neutral zone · MTL led 2–0 at the time</w:t>
+            </w:r>
+          </w:p>
+        </w:tc>
+        <w:tc>
+          <w:tcPr>
+            <w:tcBorders>
+              <w:top w:val="single" w:color="BFBFBF" w:sz="4"/>
+              <w:left w:val="single" w:color="BFBFBF" w:sz="4"/>
+              <w:bottom w:val="single" w:color="BFBFBF" w:sz="4"/>
+              <w:right w:val="single" w:color="BFBFBF" w:sz="4"/>
+            </w:tcBorders>
+            <w:shd w:fill="FFF6E0" w:color="auto" w:val="clear"/>
+            <w:vAlign w:val="center"/>
+          </w:tcPr>
+          <w:p>
+            <w:pPr>
+              <w:spacing w:after="40" w:before="40"/>
+            </w:pPr>
+            <w:r>
+              <w:rPr>
+                <w:rFonts w:ascii="Arial" w:cs="Arial" w:eastAsia="Arial" w:hAnsi="Arial"/>
+                <w:b w:val="false"/>
+                <w:bCs w:val="false"/>
+                <w:color w:val="111111"/>
+                <w:sz w:val="18"/>
+                <w:szCs w:val="18"/>
+              </w:rPr>
+              <w:t xml:space="preserve">—</w:t>
             </w:r>
           </w:p>
         </w:tc>
@@ -1190,7 +1432,7 @@
           <w:sz w:val="24"/>
           <w:szCs w:val="24"/>
         </w:rPr>
-        <w:t xml:space="preserve">What the sequence says</w:t>
+        <w:t xml:space="preserve">Did the Habs crash?</w:t>
       </w:r>
     </w:p>
     <w:p>
@@ -1211,7 +1453,7 @@
           <w:sz w:val="20"/>
           <w:szCs w:val="20"/>
         </w:rPr>
-        <w:t xml:space="preserve">Period 1 (0–0).</w:t>
+        <w:t xml:space="preserve">At 5v5, no.</w:t>
       </w:r>
       <w:r>
         <w:rPr>
@@ -1220,7 +1462,27 @@
           <w:sz w:val="20"/>
           <w:szCs w:val="20"/>
         </w:rPr>
-        <w:t xml:space="preserve"> Tampa drove play (P1 5v5 Corsi 9–15, HDCF 2–7). Dobeš held it level — the entire P1 shutout is on him.</w:t>
+        <w:t xml:space="preserve"> MTL Corsi% by period went 39.1 → 35.3 → </w:t>
+      </w:r>
+      <w:r>
+        <w:rPr>
+          <w:rFonts w:ascii="Arial" w:cs="Arial" w:eastAsia="Arial" w:hAnsi="Arial"/>
+          <w:b/>
+          <w:bCs/>
+          <w:color w:val="111111"/>
+          <w:sz w:val="20"/>
+          <w:szCs w:val="20"/>
+        </w:rPr>
+        <w:t xml:space="preserve">50.0</w:t>
+      </w:r>
+      <w:r>
+        <w:rPr>
+          <w:rFonts w:ascii="Arial" w:cs="Arial" w:eastAsia="Arial" w:hAnsi="Arial"/>
+          <w:color w:val="111111"/>
+          <w:sz w:val="20"/>
+          <w:szCs w:val="20"/>
+        </w:rPr>
+        <w:t xml:space="preserve">. Pure 5v5 attempts in the third were 7–7 even. MTL was actually MORE balanced at even strength in the third than in the first two periods.</w:t>
       </w:r>
     </w:p>
     <w:p>
@@ -1241,7 +1503,7 @@
           <w:sz w:val="20"/>
           <w:szCs w:val="20"/>
         </w:rPr>
-        <w:t xml:space="preserve">Period 2 (MTL 2–1).</w:t>
+        <w:t xml:space="preserve">On special teams, yes.</w:t>
       </w:r>
       <w:r>
         <w:rPr>
@@ -1250,27 +1512,7 @@
           <w:sz w:val="20"/>
           <w:szCs w:val="20"/>
         </w:rPr>
-        <w:t xml:space="preserve"> Bolduc at 10:06 from a Guhle and Texier feed at 5v5 — the Texier-Dach-Bolduc line cashing again. Caufield at 13:29 on the PP (Suzuki, Hutson). Then a coincidental-minor stretch produced the </w:t>
-      </w:r>
-      <w:r>
-        <w:rPr>
-          <w:rFonts w:ascii="Arial" w:cs="Arial" w:eastAsia="Arial" w:hAnsi="Arial"/>
-          <w:b/>
-          <w:bCs/>
-          <w:color w:val="111111"/>
-          <w:sz w:val="20"/>
-          <w:szCs w:val="20"/>
-        </w:rPr>
-        <w:t xml:space="preserve">Guentzel 4v4 goal at 19:06</w:t>
-      </w:r>
-      <w:r>
-        <w:rPr>
-          <w:rFonts w:ascii="Arial" w:cs="Arial" w:eastAsia="Arial" w:hAnsi="Arial"/>
-          <w:color w:val="111111"/>
-          <w:sz w:val="20"/>
-          <w:szCs w:val="20"/>
-        </w:rPr>
-        <w:t xml:space="preserve"> (Moser, Raddysh) — Tampa back to 2–1 with 54 seconds left in the period. The crucial event of the game.</w:t>
+        <w:t xml:space="preserve"> Three MTL penalties in P3 (vs 1 in P1, 0 in P2). Hagel's tying goal at P3 1:40 came on the second of those PPs. The "veteran-team-punishes-undisciplined-hockey" line St-Louis used post-game survives the data — that's the actual mechanism.</w:t>
       </w:r>
     </w:p>
     <w:p>
@@ -1291,7 +1533,7 @@
           <w:sz w:val="20"/>
           <w:szCs w:val="20"/>
         </w:rPr>
-        <w:t xml:space="preserve">Period 3 (TBL 3–2).</w:t>
+        <w:t xml:space="preserve">The 4v4 stretch was the inflection.</w:t>
       </w:r>
       <w:r>
         <w:rPr>
@@ -1300,7 +1542,7 @@
           <w:sz w:val="20"/>
           <w:szCs w:val="20"/>
         </w:rPr>
-        <w:t xml:space="preserve"> Hagel scored the tying goal on the PP at 1:40 (Kucherov, Guentzel) — Tampa came out of intermission with the momentum. </w:t>
+        <w:t xml:space="preserve"> From 2–0 with 9:54 left in P2 to 2–1 with 0:54 left, in a sequence that included the Crozier hit. Once it became a one-goal game, Tampa had Hagel + Kucherov together for stretches in P3, and one PP goal + one slot deflection got it done. </w:t>
       </w:r>
       <w:r>
         <w:rPr>
@@ -1311,7 +1553,7 @@
           <w:sz w:val="20"/>
           <w:szCs w:val="20"/>
         </w:rPr>
-        <w:t xml:space="preserve">Hagel game-winner at 15:07 at 5v5</w:t>
+        <w:t xml:space="preserve">Matheson was on-ice for both Hagel goals.</w:t>
       </w:r>
       <w:r>
         <w:rPr>
@@ -1320,7 +1562,7 @@
           <w:sz w:val="20"/>
           <w:szCs w:val="20"/>
         </w:rPr>
-        <w:t xml:space="preserve"> (Kucherov, J.J. Moser) — closes it out.</w:t>
+        <w:t xml:space="preserve"> Both shots were deflections from inside ~15 ft of the net.</w:t>
       </w:r>
     </w:p>
     <w:p>
@@ -1341,7 +1583,7 @@
           <w:sz w:val="20"/>
           <w:szCs w:val="20"/>
         </w:rPr>
-        <w:t xml:space="preserve">Special teams: 1 PP goal each (Caufield MTL, Hagel TBL). The 4v4 stretch was the swing event</w:t>
+        <w:t xml:space="preserve">What didn't happen.</w:t>
       </w:r>
       <w:r>
         <w:rPr>
@@ -1350,7 +1592,7 @@
           <w:sz w:val="20"/>
           <w:szCs w:val="20"/>
         </w:rPr>
-        <w:t xml:space="preserve"> — and the most preventable.</w:t>
+        <w:t xml:space="preserve"> MTL did not get blown out of P3 5v5. The story isn't "the Habs collapsed under pressure" — it's "Tampa converted three discipline lapses + one defensive-zone lapse into a comeback while MTL kept playing roughly even hockey at even strength."</w:t>
       </w:r>
     </w:p>
     <w:p>
@@ -4801,7 +5043,7 @@
           <w:sz w:val="30"/>
           <w:szCs w:val="30"/>
         </w:rPr>
-        <w:t xml:space="preserve">6. Slafkovský — pre/post the Crozier hit</w:t>
+        <w:t xml:space="preserve">5. Press claims ledger — interesting only</w:t>
       </w:r>
     </w:p>
     <w:p>
@@ -4811,11 +5053,886 @@
       <w:r>
         <w:rPr>
           <w:rFonts w:ascii="Arial" w:cs="Arial" w:eastAsia="Arial" w:hAnsi="Arial"/>
+          <w:i/>
+          <w:iCs/>
+          <w:color w:val="666666"/>
+          <w:sz w:val="20"/>
+          <w:szCs w:val="20"/>
+        </w:rPr>
+        <w:t xml:space="preserve">Six analytical claims pulled from RDS, Radio-Canada, NHL.com, Habs Eyes On The Prize, CBC and Tampa Bay Times. Boring claims (lineup matches what was reported, Hutson played a lot of minutes) are excluded by editorial rule. Color codes: green = data confirms, amber = mixed/partial, red = data refutes.</w:t>
+      </w:r>
+    </w:p>
+    <w:tbl>
+      <w:tblPr>
+        <w:tblW w:type="pct" w:w="100%"/>
+        <w:tblBorders>
+          <w:top w:val="single" w:color="auto" w:sz="4"/>
+          <w:left w:val="single" w:color="auto" w:sz="4"/>
+          <w:bottom w:val="single" w:color="auto" w:sz="4"/>
+          <w:right w:val="single" w:color="auto" w:sz="4"/>
+          <w:insideH w:val="single" w:color="auto" w:sz="4"/>
+          <w:insideV w:val="single" w:color="auto" w:sz="4"/>
+        </w:tblBorders>
+      </w:tblPr>
+      <w:tblGrid>
+        <w:gridCol w:w="3200"/>
+        <w:gridCol w:w="1500"/>
+        <w:gridCol w:w="1500"/>
+        <w:gridCol w:w="4500"/>
+      </w:tblGrid>
+      <w:tr>
+        <w:trPr>
+          <w:tblHeader/>
+        </w:trPr>
+        <w:tc>
+          <w:tcPr>
+            <w:tcBorders>
+              <w:top w:val="single" w:color="BFBFBF" w:sz="4"/>
+              <w:left w:val="single" w:color="BFBFBF" w:sz="4"/>
+              <w:bottom w:val="single" w:color="BFBFBF" w:sz="4"/>
+              <w:right w:val="single" w:color="BFBFBF" w:sz="4"/>
+            </w:tcBorders>
+            <w:shd w:fill="1F2F4A" w:color="auto" w:val="clear"/>
+            <w:vAlign w:val="center"/>
+          </w:tcPr>
+          <w:p>
+            <w:pPr>
+              <w:spacing w:after="60" w:before="60"/>
+            </w:pPr>
+            <w:r>
+              <w:rPr>
+                <w:rFonts w:ascii="Arial" w:cs="Arial" w:eastAsia="Arial" w:hAnsi="Arial"/>
+                <w:b/>
+                <w:bCs/>
+                <w:color w:val="FFFFFF"/>
+                <w:sz w:val="18"/>
+                <w:szCs w:val="18"/>
+              </w:rPr>
+              <w:t xml:space="preserve">Press claim</w:t>
+            </w:r>
+          </w:p>
+        </w:tc>
+        <w:tc>
+          <w:tcPr>
+            <w:tcBorders>
+              <w:top w:val="single" w:color="BFBFBF" w:sz="4"/>
+              <w:left w:val="single" w:color="BFBFBF" w:sz="4"/>
+              <w:bottom w:val="single" w:color="BFBFBF" w:sz="4"/>
+              <w:right w:val="single" w:color="BFBFBF" w:sz="4"/>
+            </w:tcBorders>
+            <w:shd w:fill="1F2F4A" w:color="auto" w:val="clear"/>
+            <w:vAlign w:val="center"/>
+          </w:tcPr>
+          <w:p>
+            <w:pPr>
+              <w:spacing w:after="60" w:before="60"/>
+            </w:pPr>
+            <w:r>
+              <w:rPr>
+                <w:rFonts w:ascii="Arial" w:cs="Arial" w:eastAsia="Arial" w:hAnsi="Arial"/>
+                <w:b/>
+                <w:bCs/>
+                <w:color w:val="FFFFFF"/>
+                <w:sz w:val="18"/>
+                <w:szCs w:val="18"/>
+              </w:rPr>
+            </w:r>
+          </w:p>
+        </w:tc>
+        <w:tc>
+          <w:tcPr>
+            <w:tcBorders>
+              <w:top w:val="single" w:color="BFBFBF" w:sz="4"/>
+              <w:left w:val="single" w:color="BFBFBF" w:sz="4"/>
+              <w:bottom w:val="single" w:color="BFBFBF" w:sz="4"/>
+              <w:right w:val="single" w:color="BFBFBF" w:sz="4"/>
+            </w:tcBorders>
+            <w:shd w:fill="1F2F4A" w:color="auto" w:val="clear"/>
+            <w:vAlign w:val="center"/>
+          </w:tcPr>
+          <w:p>
+            <w:pPr>
+              <w:spacing w:after="60" w:before="60"/>
+            </w:pPr>
+            <w:r>
+              <w:rPr>
+                <w:rFonts w:ascii="Arial" w:cs="Arial" w:eastAsia="Arial" w:hAnsi="Arial"/>
+                <w:b/>
+                <w:bCs/>
+                <w:color w:val="FFFFFF"/>
+                <w:sz w:val="18"/>
+                <w:szCs w:val="18"/>
+              </w:rPr>
+              <w:t xml:space="preserve">Verdict</w:t>
+            </w:r>
+          </w:p>
+        </w:tc>
+        <w:tc>
+          <w:tcPr>
+            <w:tcBorders>
+              <w:top w:val="single" w:color="BFBFBF" w:sz="4"/>
+              <w:left w:val="single" w:color="BFBFBF" w:sz="4"/>
+              <w:bottom w:val="single" w:color="BFBFBF" w:sz="4"/>
+              <w:right w:val="single" w:color="BFBFBF" w:sz="4"/>
+            </w:tcBorders>
+            <w:shd w:fill="1F2F4A" w:color="auto" w:val="clear"/>
+            <w:vAlign w:val="center"/>
+          </w:tcPr>
+          <w:p>
+            <w:pPr>
+              <w:spacing w:after="60" w:before="60"/>
+            </w:pPr>
+            <w:r>
+              <w:rPr>
+                <w:rFonts w:ascii="Arial" w:cs="Arial" w:eastAsia="Arial" w:hAnsi="Arial"/>
+                <w:b/>
+                <w:bCs/>
+                <w:color w:val="FFFFFF"/>
+                <w:sz w:val="18"/>
+                <w:szCs w:val="18"/>
+              </w:rPr>
+              <w:t xml:space="preserve">What the data shows</w:t>
+            </w:r>
+          </w:p>
+        </w:tc>
+      </w:tr>
+      <w:tr>
+        <w:tc>
+          <w:tcPr>
+            <w:tcBorders>
+              <w:top w:val="single" w:color="BFBFBF" w:sz="4"/>
+              <w:left w:val="single" w:color="BFBFBF" w:sz="4"/>
+              <w:bottom w:val="single" w:color="BFBFBF" w:sz="4"/>
+              <w:right w:val="single" w:color="BFBFBF" w:sz="4"/>
+            </w:tcBorders>
+            <w:vAlign w:val="center"/>
+          </w:tcPr>
+          <w:p>
+            <w:pPr>
+              <w:spacing w:after="40" w:before="40"/>
+            </w:pPr>
+            <w:r>
+              <w:rPr>
+                <w:rFonts w:ascii="Arial" w:cs="Arial" w:eastAsia="Arial" w:hAnsi="Arial"/>
+                <w:b w:val="false"/>
+                <w:bCs w:val="false"/>
+                <w:color w:val="111111"/>
+                <w:sz w:val="18"/>
+                <w:szCs w:val="18"/>
+              </w:rPr>
+              <w:t xml:space="preserve">The Crozier hit on Slafkovský turned the game; it was the first event of a 'triad' (hit → 4v4 goal → late P2 pressure) that flipped momentum.</w:t>
+            </w:r>
+          </w:p>
+        </w:tc>
+        <w:tc>
+          <w:tcPr>
+            <w:tcBorders>
+              <w:top w:val="single" w:color="BFBFBF" w:sz="4"/>
+              <w:left w:val="single" w:color="BFBFBF" w:sz="4"/>
+              <w:bottom w:val="single" w:color="BFBFBF" w:sz="4"/>
+              <w:right w:val="single" w:color="BFBFBF" w:sz="4"/>
+            </w:tcBorders>
+            <w:vAlign w:val="center"/>
+          </w:tcPr>
+          <w:p>
+            <w:pPr>
+              <w:spacing w:after="40" w:before="40"/>
+            </w:pPr>
+            <w:r>
+              <w:rPr>
+                <w:rFonts w:ascii="Arial" w:cs="Arial" w:eastAsia="Arial" w:hAnsi="Arial"/>
+                <w:b w:val="false"/>
+                <w:bCs w:val="false"/>
+                <w:color w:val="111111"/>
+                <w:sz w:val="18"/>
+                <w:szCs w:val="18"/>
+              </w:rPr>
+              <w:t xml:space="preserve">Marc Antoine Godin (Radio-Canada) + Tampa players via François Gagnon (RDS)</w:t>
+            </w:r>
+          </w:p>
+        </w:tc>
+        <w:tc>
+          <w:tcPr>
+            <w:tcBorders>
+              <w:top w:val="single" w:color="BFBFBF" w:sz="4"/>
+              <w:left w:val="single" w:color="BFBFBF" w:sz="4"/>
+              <w:bottom w:val="single" w:color="BFBFBF" w:sz="4"/>
+              <w:right w:val="single" w:color="BFBFBF" w:sz="4"/>
+            </w:tcBorders>
+            <w:shd w:fill="FFF2CC" w:color="auto" w:val="clear"/>
+            <w:vAlign w:val="center"/>
+          </w:tcPr>
+          <w:p>
+            <w:pPr>
+              <w:spacing w:after="40" w:before="40"/>
+            </w:pPr>
+            <w:r>
+              <w:rPr>
+                <w:rFonts w:ascii="Arial" w:cs="Arial" w:eastAsia="Arial" w:hAnsi="Arial"/>
+                <w:b/>
+                <w:bCs/>
+                <w:color w:val="111111"/>
+                <w:sz w:val="18"/>
+                <w:szCs w:val="18"/>
+              </w:rPr>
+              <w:t xml:space="preserve">Mixed</w:t>
+            </w:r>
+          </w:p>
+        </w:tc>
+        <w:tc>
+          <w:tcPr>
+            <w:tcBorders>
+              <w:top w:val="single" w:color="BFBFBF" w:sz="4"/>
+              <w:left w:val="single" w:color="BFBFBF" w:sz="4"/>
+              <w:bottom w:val="single" w:color="BFBFBF" w:sz="4"/>
+              <w:right w:val="single" w:color="BFBFBF" w:sz="4"/>
+            </w:tcBorders>
+            <w:vAlign w:val="center"/>
+          </w:tcPr>
+          <w:p>
+            <w:pPr>
+              <w:spacing w:after="40" w:before="40"/>
+            </w:pPr>
+            <w:r>
+              <w:rPr>
+                <w:rFonts w:ascii="Arial" w:cs="Arial" w:eastAsia="Arial" w:hAnsi="Arial"/>
+                <w:b w:val="false"/>
+                <w:bCs w:val="false"/>
+                <w:color w:val="111111"/>
+                <w:sz w:val="18"/>
+                <w:szCs w:val="18"/>
+              </w:rPr>
+              <w:t xml:space="preserve">MIXED. The hit (P2 17:48) preceded the Guentzel 4v4 goal by 78 seconds. Slafkovský-on-ice 5v5 Corsi POST-hit flipped from 23.1% pre to 66.7% post on a 4.67-min sample — but MTL conceded a goal with him on. The framework's read: it wasn't his ON-ICE play that collapsed, it was the team-level penalty discipline + Hagel's PP P3 strike. The 'triad' framing is journalistically tidy; the data says the swing was the 4v4 goal + the P3 PP, not the hit's territorial impact.</w:t>
+            </w:r>
+          </w:p>
+        </w:tc>
+      </w:tr>
+      <w:tr>
+        <w:tc>
+          <w:tcPr>
+            <w:tcBorders>
+              <w:top w:val="single" w:color="BFBFBF" w:sz="4"/>
+              <w:left w:val="single" w:color="BFBFBF" w:sz="4"/>
+              <w:bottom w:val="single" w:color="BFBFBF" w:sz="4"/>
+              <w:right w:val="single" w:color="BFBFBF" w:sz="4"/>
+            </w:tcBorders>
+            <w:vAlign w:val="center"/>
+          </w:tcPr>
+          <w:p>
+            <w:pPr>
+              <w:spacing w:after="40" w:before="40"/>
+            </w:pPr>
+            <w:r>
+              <w:rPr>
+                <w:rFonts w:ascii="Arial" w:cs="Arial" w:eastAsia="Arial" w:hAnsi="Arial"/>
+                <w:b w:val="false"/>
+                <w:bCs w:val="false"/>
+                <w:color w:val="111111"/>
+                <w:sz w:val="18"/>
+                <w:szCs w:val="18"/>
+              </w:rPr>
+              <w:t xml:space="preserve">MTL didn't play a good enough third period; the 2-goal lead became 'the worst lead in hockey'.</w:t>
+            </w:r>
+          </w:p>
+        </w:tc>
+        <w:tc>
+          <w:tcPr>
+            <w:tcBorders>
+              <w:top w:val="single" w:color="BFBFBF" w:sz="4"/>
+              <w:left w:val="single" w:color="BFBFBF" w:sz="4"/>
+              <w:bottom w:val="single" w:color="BFBFBF" w:sz="4"/>
+              <w:right w:val="single" w:color="BFBFBF" w:sz="4"/>
+            </w:tcBorders>
+            <w:vAlign w:val="center"/>
+          </w:tcPr>
+          <w:p>
+            <w:pPr>
+              <w:spacing w:after="40" w:before="40"/>
+            </w:pPr>
+            <w:r>
+              <w:rPr>
+                <w:rFonts w:ascii="Arial" w:cs="Arial" w:eastAsia="Arial" w:hAnsi="Arial"/>
+                <w:b w:val="false"/>
+                <w:bCs w:val="false"/>
+                <w:color w:val="111111"/>
+                <w:sz w:val="18"/>
+                <w:szCs w:val="18"/>
+              </w:rPr>
+              <w:t xml:space="preserve">Martin St-Louis post-game; François Gagnon (RDS); EOTP</w:t>
+            </w:r>
+          </w:p>
+        </w:tc>
+        <w:tc>
+          <w:tcPr>
+            <w:tcBorders>
+              <w:top w:val="single" w:color="BFBFBF" w:sz="4"/>
+              <w:left w:val="single" w:color="BFBFBF" w:sz="4"/>
+              <w:bottom w:val="single" w:color="BFBFBF" w:sz="4"/>
+              <w:right w:val="single" w:color="BFBFBF" w:sz="4"/>
+            </w:tcBorders>
+            <w:shd w:fill="FFF2CC" w:color="auto" w:val="clear"/>
+            <w:vAlign w:val="center"/>
+          </w:tcPr>
+          <w:p>
+            <w:pPr>
+              <w:spacing w:after="40" w:before="40"/>
+            </w:pPr>
+            <w:r>
+              <w:rPr>
+                <w:rFonts w:ascii="Arial" w:cs="Arial" w:eastAsia="Arial" w:hAnsi="Arial"/>
+                <w:b/>
+                <w:bCs/>
+                <w:color w:val="111111"/>
+                <w:sz w:val="18"/>
+                <w:szCs w:val="18"/>
+              </w:rPr>
+              <w:t xml:space="preserve">Partially confirmed</w:t>
+            </w:r>
+          </w:p>
+        </w:tc>
+        <w:tc>
+          <w:tcPr>
+            <w:tcBorders>
+              <w:top w:val="single" w:color="BFBFBF" w:sz="4"/>
+              <w:left w:val="single" w:color="BFBFBF" w:sz="4"/>
+              <w:bottom w:val="single" w:color="BFBFBF" w:sz="4"/>
+              <w:right w:val="single" w:color="BFBFBF" w:sz="4"/>
+            </w:tcBorders>
+            <w:vAlign w:val="center"/>
+          </w:tcPr>
+          <w:p>
+            <w:pPr>
+              <w:spacing w:after="40" w:before="40"/>
+            </w:pPr>
+            <w:r>
+              <w:rPr>
+                <w:rFonts w:ascii="Arial" w:cs="Arial" w:eastAsia="Arial" w:hAnsi="Arial"/>
+                <w:b w:val="false"/>
+                <w:bCs w:val="false"/>
+                <w:color w:val="111111"/>
+                <w:sz w:val="18"/>
+                <w:szCs w:val="18"/>
+              </w:rPr>
+              <w:t xml:space="preserve">At all strengths in P3, MTL Corsi% was 50.0% (vs P1 39.1%, P2 35.3%). At pure 5v5 in P3, MTL took 7 shot attempts vs Tampa's 7 — closer than the all-strength number suggests. MTL did NOT 'crash' at 5v5 — the P3 score effect was driven by Tampa's PP goal + a 5v5 deflection from a rebound situation. Cooper's 'best lead in hockey' claim has the prior; St-Louis's 'we didn't play a good enough third' is correct on the special-teams discipline angle, less so on 5v5 territorial.</w:t>
+            </w:r>
+          </w:p>
+        </w:tc>
+      </w:tr>
+      <w:tr>
+        <w:tc>
+          <w:tcPr>
+            <w:tcBorders>
+              <w:top w:val="single" w:color="BFBFBF" w:sz="4"/>
+              <w:left w:val="single" w:color="BFBFBF" w:sz="4"/>
+              <w:bottom w:val="single" w:color="BFBFBF" w:sz="4"/>
+              <w:right w:val="single" w:color="BFBFBF" w:sz="4"/>
+            </w:tcBorders>
+            <w:vAlign w:val="center"/>
+          </w:tcPr>
+          <w:p>
+            <w:pPr>
+              <w:spacing w:after="40" w:before="40"/>
+            </w:pPr>
+            <w:r>
+              <w:rPr>
+                <w:rFonts w:ascii="Arial" w:cs="Arial" w:eastAsia="Arial" w:hAnsi="Arial"/>
+                <w:b w:val="false"/>
+                <w:bCs w:val="false"/>
+                <w:color w:val="111111"/>
+                <w:sz w:val="18"/>
+                <w:szCs w:val="18"/>
+              </w:rPr>
+              <w:t xml:space="preserve">MTL took too many penalties in the third period; Tampa's veteran top-six punished it.</w:t>
+            </w:r>
+          </w:p>
+        </w:tc>
+        <w:tc>
+          <w:tcPr>
+            <w:tcBorders>
+              <w:top w:val="single" w:color="BFBFBF" w:sz="4"/>
+              <w:left w:val="single" w:color="BFBFBF" w:sz="4"/>
+              <w:bottom w:val="single" w:color="BFBFBF" w:sz="4"/>
+              <w:right w:val="single" w:color="BFBFBF" w:sz="4"/>
+            </w:tcBorders>
+            <w:vAlign w:val="center"/>
+          </w:tcPr>
+          <w:p>
+            <w:pPr>
+              <w:spacing w:after="40" w:before="40"/>
+            </w:pPr>
+            <w:r>
+              <w:rPr>
+                <w:rFonts w:ascii="Arial" w:cs="Arial" w:eastAsia="Arial" w:hAnsi="Arial"/>
+                <w:b w:val="false"/>
+                <w:bCs w:val="false"/>
+                <w:color w:val="111111"/>
+                <w:sz w:val="18"/>
+                <w:szCs w:val="18"/>
+              </w:rPr>
+              <w:t xml:space="preserve">Martin St-Louis: 'On a écopé trop de pénalités'; EOTP: 'Why can they not keep their sticks below shoulder level?'</w:t>
+            </w:r>
+          </w:p>
+        </w:tc>
+        <w:tc>
+          <w:tcPr>
+            <w:tcBorders>
+              <w:top w:val="single" w:color="BFBFBF" w:sz="4"/>
+              <w:left w:val="single" w:color="BFBFBF" w:sz="4"/>
+              <w:bottom w:val="single" w:color="BFBFBF" w:sz="4"/>
+              <w:right w:val="single" w:color="BFBFBF" w:sz="4"/>
+            </w:tcBorders>
+            <w:shd w:fill="E2F0D9" w:color="auto" w:val="clear"/>
+            <w:vAlign w:val="center"/>
+          </w:tcPr>
+          <w:p>
+            <w:pPr>
+              <w:spacing w:after="40" w:before="40"/>
+            </w:pPr>
+            <w:r>
+              <w:rPr>
+                <w:rFonts w:ascii="Arial" w:cs="Arial" w:eastAsia="Arial" w:hAnsi="Arial"/>
+                <w:b/>
+                <w:bCs/>
+                <w:color w:val="111111"/>
+                <w:sz w:val="18"/>
+                <w:szCs w:val="18"/>
+              </w:rPr>
+              <w:t xml:space="preserve">Confirmed</w:t>
+            </w:r>
+          </w:p>
+        </w:tc>
+        <w:tc>
+          <w:tcPr>
+            <w:tcBorders>
+              <w:top w:val="single" w:color="BFBFBF" w:sz="4"/>
+              <w:left w:val="single" w:color="BFBFBF" w:sz="4"/>
+              <w:bottom w:val="single" w:color="BFBFBF" w:sz="4"/>
+              <w:right w:val="single" w:color="BFBFBF" w:sz="4"/>
+            </w:tcBorders>
+            <w:vAlign w:val="center"/>
+          </w:tcPr>
+          <w:p>
+            <w:pPr>
+              <w:spacing w:after="40" w:before="40"/>
+            </w:pPr>
+            <w:r>
+              <w:rPr>
+                <w:rFonts w:ascii="Arial" w:cs="Arial" w:eastAsia="Arial" w:hAnsi="Arial"/>
+                <w:b w:val="false"/>
+                <w:bCs w:val="false"/>
+                <w:color w:val="111111"/>
+                <w:sz w:val="18"/>
+                <w:szCs w:val="18"/>
+              </w:rPr>
+              <w:t xml:space="preserve">CONFIRMED. P1 MTL penalties: 1. P2: 5. P3: 3 (PIM 6). The Hagel tying goal at P3 1:40 was on the resulting Tampa power play. St-Louis's claim survives the data — the specific mechanism (penalty → PP → Hagel) is exactly the chain.</w:t>
+            </w:r>
+          </w:p>
+        </w:tc>
+      </w:tr>
+      <w:tr>
+        <w:tc>
+          <w:tcPr>
+            <w:tcBorders>
+              <w:top w:val="single" w:color="BFBFBF" w:sz="4"/>
+              <w:left w:val="single" w:color="BFBFBF" w:sz="4"/>
+              <w:bottom w:val="single" w:color="BFBFBF" w:sz="4"/>
+              <w:right w:val="single" w:color="BFBFBF" w:sz="4"/>
+            </w:tcBorders>
+            <w:vAlign w:val="center"/>
+          </w:tcPr>
+          <w:p>
+            <w:pPr>
+              <w:spacing w:after="40" w:before="40"/>
+            </w:pPr>
+            <w:r>
+              <w:rPr>
+                <w:rFonts w:ascii="Arial" w:cs="Arial" w:eastAsia="Arial" w:hAnsi="Arial"/>
+                <w:b w:val="false"/>
+                <w:bCs w:val="false"/>
+                <w:color w:val="111111"/>
+                <w:sz w:val="18"/>
+                <w:szCs w:val="18"/>
+              </w:rPr>
+              <w:t xml:space="preserve">Matheson was on-ice for both Hagel goals and didn't clear him from the crease both times — a repeat error.</w:t>
+            </w:r>
+          </w:p>
+        </w:tc>
+        <w:tc>
+          <w:tcPr>
+            <w:tcBorders>
+              <w:top w:val="single" w:color="BFBFBF" w:sz="4"/>
+              <w:left w:val="single" w:color="BFBFBF" w:sz="4"/>
+              <w:bottom w:val="single" w:color="BFBFBF" w:sz="4"/>
+              <w:right w:val="single" w:color="BFBFBF" w:sz="4"/>
+            </w:tcBorders>
+            <w:vAlign w:val="center"/>
+          </w:tcPr>
+          <w:p>
+            <w:pPr>
+              <w:spacing w:after="40" w:before="40"/>
+            </w:pPr>
+            <w:r>
+              <w:rPr>
+                <w:rFonts w:ascii="Arial" w:cs="Arial" w:eastAsia="Arial" w:hAnsi="Arial"/>
+                <w:b w:val="false"/>
+                <w:bCs w:val="false"/>
+                <w:color w:val="111111"/>
+                <w:sz w:val="18"/>
+                <w:szCs w:val="18"/>
+              </w:rPr>
+              <w:t xml:space="preserve">Habs Eyes On The Prize: 'Matheson made the same mistake twice — failing to move Hagel out of the crease'</w:t>
+            </w:r>
+          </w:p>
+        </w:tc>
+        <w:tc>
+          <w:tcPr>
+            <w:tcBorders>
+              <w:top w:val="single" w:color="BFBFBF" w:sz="4"/>
+              <w:left w:val="single" w:color="BFBFBF" w:sz="4"/>
+              <w:bottom w:val="single" w:color="BFBFBF" w:sz="4"/>
+              <w:right w:val="single" w:color="BFBFBF" w:sz="4"/>
+            </w:tcBorders>
+            <w:shd w:fill="FFF2CC" w:color="auto" w:val="clear"/>
+            <w:vAlign w:val="center"/>
+          </w:tcPr>
+          <w:p>
+            <w:pPr>
+              <w:spacing w:after="40" w:before="40"/>
+            </w:pPr>
+            <w:r>
+              <w:rPr>
+                <w:rFonts w:ascii="Arial" w:cs="Arial" w:eastAsia="Arial" w:hAnsi="Arial"/>
+                <w:b/>
+                <w:bCs/>
+                <w:color w:val="111111"/>
+                <w:sz w:val="18"/>
+                <w:szCs w:val="18"/>
+              </w:rPr>
+              <w:t xml:space="preserve">Partially confirmed</w:t>
+            </w:r>
+          </w:p>
+        </w:tc>
+        <w:tc>
+          <w:tcPr>
+            <w:tcBorders>
+              <w:top w:val="single" w:color="BFBFBF" w:sz="4"/>
+              <w:left w:val="single" w:color="BFBFBF" w:sz="4"/>
+              <w:bottom w:val="single" w:color="BFBFBF" w:sz="4"/>
+              <w:right w:val="single" w:color="BFBFBF" w:sz="4"/>
+            </w:tcBorders>
+            <w:vAlign w:val="center"/>
+          </w:tcPr>
+          <w:p>
+            <w:pPr>
+              <w:spacing w:after="40" w:before="40"/>
+            </w:pPr>
+            <w:r>
+              <w:rPr>
+                <w:rFonts w:ascii="Arial" w:cs="Arial" w:eastAsia="Arial" w:hAnsi="Arial"/>
+                <w:b w:val="false"/>
+                <w:bCs w:val="false"/>
+                <w:color w:val="111111"/>
+                <w:sz w:val="18"/>
+                <w:szCs w:val="18"/>
+              </w:rPr>
+              <w:t xml:space="preserve">Hagel scored 2 goals (P3 1:40 PP and P3 15:07 5v5). Matheson was on-ice for both: True. Both shots were from low-slot/crease range. EOTP's framing is consistent with the on-ice data; whether 'failed to move' vs 'couldn't move' is a coaching-tape question the framework cannot answer from PBP alone.</w:t>
+            </w:r>
+          </w:p>
+        </w:tc>
+      </w:tr>
+      <w:tr>
+        <w:tc>
+          <w:tcPr>
+            <w:tcBorders>
+              <w:top w:val="single" w:color="BFBFBF" w:sz="4"/>
+              <w:left w:val="single" w:color="BFBFBF" w:sz="4"/>
+              <w:bottom w:val="single" w:color="BFBFBF" w:sz="4"/>
+              <w:right w:val="single" w:color="BFBFBF" w:sz="4"/>
+            </w:tcBorders>
+            <w:vAlign w:val="center"/>
+          </w:tcPr>
+          <w:p>
+            <w:pPr>
+              <w:spacing w:after="40" w:before="40"/>
+            </w:pPr>
+            <w:r>
+              <w:rPr>
+                <w:rFonts w:ascii="Arial" w:cs="Arial" w:eastAsia="Arial" w:hAnsi="Arial"/>
+                <w:b w:val="false"/>
+                <w:bCs w:val="false"/>
+                <w:color w:val="111111"/>
+                <w:sz w:val="18"/>
+                <w:szCs w:val="18"/>
+              </w:rPr>
+              <w:t xml:space="preserve">Tampa's Hagel-Point-Kucherov line drove the comeback.</w:t>
+            </w:r>
+          </w:p>
+        </w:tc>
+        <w:tc>
+          <w:tcPr>
+            <w:tcBorders>
+              <w:top w:val="single" w:color="BFBFBF" w:sz="4"/>
+              <w:left w:val="single" w:color="BFBFBF" w:sz="4"/>
+              <w:bottom w:val="single" w:color="BFBFBF" w:sz="4"/>
+              <w:right w:val="single" w:color="BFBFBF" w:sz="4"/>
+            </w:tcBorders>
+            <w:vAlign w:val="center"/>
+          </w:tcPr>
+          <w:p>
+            <w:pPr>
+              <w:spacing w:after="40" w:before="40"/>
+            </w:pPr>
+            <w:r>
+              <w:rPr>
+                <w:rFonts w:ascii="Arial" w:cs="Arial" w:eastAsia="Arial" w:hAnsi="Arial"/>
+                <w:b w:val="false"/>
+                <w:bCs w:val="false"/>
+                <w:color w:val="111111"/>
+                <w:sz w:val="18"/>
+                <w:szCs w:val="18"/>
+              </w:rPr>
+              <w:t xml:space="preserve">François Gagnon (RDS): 'Hagel-Point-Kucherov reunion was catalytic'</w:t>
+            </w:r>
+          </w:p>
+        </w:tc>
+        <w:tc>
+          <w:tcPr>
+            <w:tcBorders>
+              <w:top w:val="single" w:color="BFBFBF" w:sz="4"/>
+              <w:left w:val="single" w:color="BFBFBF" w:sz="4"/>
+              <w:bottom w:val="single" w:color="BFBFBF" w:sz="4"/>
+              <w:right w:val="single" w:color="BFBFBF" w:sz="4"/>
+            </w:tcBorders>
+            <w:shd w:fill="E2F0D9" w:color="auto" w:val="clear"/>
+            <w:vAlign w:val="center"/>
+          </w:tcPr>
+          <w:p>
+            <w:pPr>
+              <w:spacing w:after="40" w:before="40"/>
+            </w:pPr>
+            <w:r>
+              <w:rPr>
+                <w:rFonts w:ascii="Arial" w:cs="Arial" w:eastAsia="Arial" w:hAnsi="Arial"/>
+                <w:b/>
+                <w:bCs/>
+                <w:color w:val="111111"/>
+                <w:sz w:val="18"/>
+                <w:szCs w:val="18"/>
+              </w:rPr>
+              <w:t xml:space="preserve">Confirmed</w:t>
+            </w:r>
+          </w:p>
+        </w:tc>
+        <w:tc>
+          <w:tcPr>
+            <w:tcBorders>
+              <w:top w:val="single" w:color="BFBFBF" w:sz="4"/>
+              <w:left w:val="single" w:color="BFBFBF" w:sz="4"/>
+              <w:bottom w:val="single" w:color="BFBFBF" w:sz="4"/>
+              <w:right w:val="single" w:color="BFBFBF" w:sz="4"/>
+            </w:tcBorders>
+            <w:vAlign w:val="center"/>
+          </w:tcPr>
+          <w:p>
+            <w:pPr>
+              <w:spacing w:after="40" w:before="40"/>
+            </w:pPr>
+            <w:r>
+              <w:rPr>
+                <w:rFonts w:ascii="Arial" w:cs="Arial" w:eastAsia="Arial" w:hAnsi="Arial"/>
+                <w:b w:val="false"/>
+                <w:bCs w:val="false"/>
+                <w:color w:val="111111"/>
+                <w:sz w:val="18"/>
+                <w:szCs w:val="18"/>
+              </w:rPr>
+              <w:t xml:space="preserve">CONFIRMED. Trio together at any strength: P1 5.48 min, P2 6.30 min, P3 3.45 min. Hagel composite score by period: P1 0.00 → P2 1.75 → P3 9.55 (top-decile). Kucherov primary on both Hagel goals. The reunion narrative tracks — Cooper leaned on this trio harder in P3 than in P1+P2.</w:t>
+            </w:r>
+          </w:p>
+        </w:tc>
+      </w:tr>
+      <w:tr>
+        <w:tc>
+          <w:tcPr>
+            <w:tcBorders>
+              <w:top w:val="single" w:color="BFBFBF" w:sz="4"/>
+              <w:left w:val="single" w:color="BFBFBF" w:sz="4"/>
+              <w:bottom w:val="single" w:color="BFBFBF" w:sz="4"/>
+              <w:right w:val="single" w:color="BFBFBF" w:sz="4"/>
+            </w:tcBorders>
+            <w:vAlign w:val="center"/>
+          </w:tcPr>
+          <w:p>
+            <w:pPr>
+              <w:spacing w:after="40" w:before="40"/>
+            </w:pPr>
+            <w:r>
+              <w:rPr>
+                <w:rFonts w:ascii="Arial" w:cs="Arial" w:eastAsia="Arial" w:hAnsi="Arial"/>
+                <w:b w:val="false"/>
+                <w:bCs w:val="false"/>
+                <w:color w:val="111111"/>
+                <w:sz w:val="18"/>
+                <w:szCs w:val="18"/>
+              </w:rPr>
+              <w:t xml:space="preserve">The Habs deny the hit affected them.</w:t>
+            </w:r>
+          </w:p>
+        </w:tc>
+        <w:tc>
+          <w:tcPr>
+            <w:tcBorders>
+              <w:top w:val="single" w:color="BFBFBF" w:sz="4"/>
+              <w:left w:val="single" w:color="BFBFBF" w:sz="4"/>
+              <w:bottom w:val="single" w:color="BFBFBF" w:sz="4"/>
+              <w:right w:val="single" w:color="BFBFBF" w:sz="4"/>
+            </w:tcBorders>
+            <w:vAlign w:val="center"/>
+          </w:tcPr>
+          <w:p>
+            <w:pPr>
+              <w:spacing w:after="40" w:before="40"/>
+            </w:pPr>
+            <w:r>
+              <w:rPr>
+                <w:rFonts w:ascii="Arial" w:cs="Arial" w:eastAsia="Arial" w:hAnsi="Arial"/>
+                <w:b w:val="false"/>
+                <w:bCs w:val="false"/>
+                <w:color w:val="111111"/>
+                <w:sz w:val="18"/>
+                <w:szCs w:val="18"/>
+              </w:rPr>
+              <w:t xml:space="preserve">RDS — Matheson 'Je ne pense pas'; Guhle 'Big hits happen'; Bolduc 'maybe gave them some gas'</w:t>
+            </w:r>
+          </w:p>
+        </w:tc>
+        <w:tc>
+          <w:tcPr>
+            <w:tcBorders>
+              <w:top w:val="single" w:color="BFBFBF" w:sz="4"/>
+              <w:left w:val="single" w:color="BFBFBF" w:sz="4"/>
+              <w:bottom w:val="single" w:color="BFBFBF" w:sz="4"/>
+              <w:right w:val="single" w:color="BFBFBF" w:sz="4"/>
+            </w:tcBorders>
+            <w:shd w:fill="FFF2CC" w:color="auto" w:val="clear"/>
+            <w:vAlign w:val="center"/>
+          </w:tcPr>
+          <w:p>
+            <w:pPr>
+              <w:spacing w:after="40" w:before="40"/>
+            </w:pPr>
+            <w:r>
+              <w:rPr>
+                <w:rFonts w:ascii="Arial" w:cs="Arial" w:eastAsia="Arial" w:hAnsi="Arial"/>
+                <w:b/>
+                <w:bCs/>
+                <w:color w:val="111111"/>
+                <w:sz w:val="18"/>
+                <w:szCs w:val="18"/>
+              </w:rPr>
+              <w:t xml:space="preserve">Mixed</w:t>
+            </w:r>
+          </w:p>
+        </w:tc>
+        <w:tc>
+          <w:tcPr>
+            <w:tcBorders>
+              <w:top w:val="single" w:color="BFBFBF" w:sz="4"/>
+              <w:left w:val="single" w:color="BFBFBF" w:sz="4"/>
+              <w:bottom w:val="single" w:color="BFBFBF" w:sz="4"/>
+              <w:right w:val="single" w:color="BFBFBF" w:sz="4"/>
+            </w:tcBorders>
+            <w:vAlign w:val="center"/>
+          </w:tcPr>
+          <w:p>
+            <w:pPr>
+              <w:spacing w:after="40" w:before="40"/>
+            </w:pPr>
+            <w:r>
+              <w:rPr>
+                <w:rFonts w:ascii="Arial" w:cs="Arial" w:eastAsia="Arial" w:hAnsi="Arial"/>
+                <w:b w:val="false"/>
+                <w:bCs w:val="false"/>
+                <w:color w:val="111111"/>
+                <w:sz w:val="18"/>
+                <w:szCs w:val="18"/>
+              </w:rPr>
+              <w:t xml:space="preserve">MIXED — Bolduc was right. Slafkovský's individual offense disappeared post-hit (0 SOG, 0 attempts). But team-level on-ice 5v5 Corsi with him on actually IMPROVED (3-10 → 4-2). The 'unaffected' line is not supported on the player-level (Slaf got fewer shifts in P3, 21% of available time vs 39% pre-hit). The 'gave them some gas' line IS supported by the timing — Guentzel 4v4 78 seconds later.</w:t>
+            </w:r>
+          </w:p>
+        </w:tc>
+      </w:tr>
+    </w:tbl>
+    <w:p>
+      <w:pPr>
+        <w:spacing w:after="100"/>
+      </w:pPr>
+      <w:r>
+        <w:rPr>
+          <w:rFonts w:ascii="Arial" w:cs="Arial" w:eastAsia="Arial" w:hAnsi="Arial"/>
+          <w:i/>
+          <w:iCs/>
+          <w:color w:val="666666"/>
+          <w:sz w:val="20"/>
+          <w:szCs w:val="20"/>
+        </w:rPr>
+        <w:t xml:space="preserve">Verdicts are computed in `game4_press_validation.numbers.json`. Each claim row is one source quote vs the data check.</w:t>
+      </w:r>
+    </w:p>
+    <w:p>
+      <w:r>
+        <w:br w:type="page"/>
+      </w:r>
+    </w:p>
+    <w:p>
+      <w:pPr>
+        <w:pStyle w:val="Heading1"/>
+        <w:spacing w:after="140" w:before="280"/>
+      </w:pPr>
+      <w:r>
+        <w:rPr>
+          <w:rFonts w:ascii="Arial" w:cs="Arial" w:eastAsia="Arial" w:hAnsi="Arial"/>
+          <w:b/>
+          <w:bCs/>
+          <w:color w:val="1F2F4A"/>
+          <w:sz w:val="30"/>
+          <w:szCs w:val="30"/>
+        </w:rPr>
+        <w:t xml:space="preserve">6. Slafkovský and the contact-event pattern (corrected)</w:t>
+      </w:r>
+    </w:p>
+    <w:p>
+      <w:pPr>
+        <w:spacing w:after="100"/>
+      </w:pPr>
+      <w:r>
+        <w:rPr>
+          <w:rFonts w:ascii="Arial" w:cs="Arial" w:eastAsia="Arial" w:hAnsi="Arial"/>
           <w:color w:val="111111"/>
           <w:sz w:val="20"/>
           <w:szCs w:val="20"/>
         </w:rPr>
-        <w:t xml:space="preserve">The Crozier hit on Slafkovský at P2 17:48 (neutral zone) is the second straight game where a heavy contact event correlates with Slafkovský's offensive output disappearing. Game 2 was the Hagel fight at P2 5:14; Game 4 is this. Different defenseman, same shape.</w:t>
+        <w:t xml:space="preserve">The framework treats Game 4 (Crozier hit) and Game 2 (Hagel fight) as bucket-cut anchors. </w:t>
+      </w:r>
+      <w:r>
+        <w:rPr>
+          <w:rFonts w:ascii="Arial" w:cs="Arial" w:eastAsia="Arial" w:hAnsi="Arial"/>
+          <w:b/>
+          <w:bCs/>
+          <w:color w:val="111111"/>
+          <w:sz w:val="20"/>
+          <w:szCs w:val="20"/>
+        </w:rPr>
+        <w:t xml:space="preserve">This is not "two straight games" — Game 3 had no comparable event.</w:t>
+      </w:r>
+      <w:r>
+        <w:rPr>
+          <w:rFonts w:ascii="Arial" w:cs="Arial" w:eastAsia="Arial" w:hAnsi="Arial"/>
+          <w:color w:val="111111"/>
+          <w:sz w:val="20"/>
+          <w:szCs w:val="20"/>
+        </w:rPr>
+        <w:t xml:space="preserve"> The cross-game timeline:</w:t>
       </w:r>
     </w:p>
     <w:p>
@@ -4836,7 +5953,7 @@
           <w:sz w:val="20"/>
           <w:szCs w:val="20"/>
         </w:rPr>
-        <w:t xml:space="preserve">Game 4 buckets (this hit).</w:t>
+        <w:t xml:space="preserve">Game 1</w:t>
       </w:r>
       <w:r>
         <w:rPr>
@@ -4845,7 +5962,7 @@
           <w:sz w:val="20"/>
           <w:szCs w:val="20"/>
         </w:rPr>
-        <w:t xml:space="preserve"> Pre: Slaf 11.55 min TOI, 2 SOG, 1–0 goals on-ice (the Bolduc goal). Post: 4.67 min TOI, 0 SOG, 0–1 goals on-ice (one of Hagel's).</w:t>
+        <w:t xml:space="preserve"> (MTL 4–3 OT) · Slafkovský hat-trick · Cernak hit at P1 0:20 — too early to be an anchor.</w:t>
       </w:r>
     </w:p>
     <w:p>
@@ -4866,7 +5983,7 @@
           <w:sz w:val="20"/>
           <w:szCs w:val="20"/>
         </w:rPr>
-        <w:t xml:space="preserve">Game 2 buckets (Hagel fight).</w:t>
+        <w:t xml:space="preserve">Game 2</w:t>
       </w:r>
       <w:r>
         <w:rPr>
@@ -4875,7 +5992,27 @@
           <w:sz w:val="20"/>
           <w:szCs w:val="20"/>
         </w:rPr>
-        <w:t xml:space="preserve"> Pre: 8 SOG, 3 goals over 29.9 min. Post: 2 SOG, 0 goals over 35.0 min. Source: `game2_context.yaml` + `game3_analysis.numbers.json -&gt; slaf_fight_buckets`.</w:t>
+        <w:t xml:space="preserve"> (TBL 3–2 OT) · </w:t>
+      </w:r>
+      <w:r>
+        <w:rPr>
+          <w:rFonts w:ascii="Arial" w:cs="Arial" w:eastAsia="Arial" w:hAnsi="Arial"/>
+          <w:b/>
+          <w:bCs/>
+          <w:color w:val="111111"/>
+          <w:sz w:val="20"/>
+          <w:szCs w:val="20"/>
+        </w:rPr>
+        <w:t xml:space="preserve">Hagel-Slafkovský fight at P2 5:14</w:t>
+      </w:r>
+      <w:r>
+        <w:rPr>
+          <w:rFonts w:ascii="Arial" w:cs="Arial" w:eastAsia="Arial" w:hAnsi="Arial"/>
+          <w:color w:val="111111"/>
+          <w:sz w:val="20"/>
+          <w:szCs w:val="20"/>
+        </w:rPr>
+        <w:t xml:space="preserve"> · Pre-bucket (G1 + G2 to fight): 8 SOG, 3 goals over 29.9 min. Post-bucket (G2 from 5:14 + G3): 2 SOG, 0 goals over 35.0 min. Source: `game2_context.yaml`.</w:t>
       </w:r>
     </w:p>
     <w:p>
@@ -4896,7 +6033,7 @@
           <w:sz w:val="20"/>
           <w:szCs w:val="20"/>
         </w:rPr>
-        <w:t xml:space="preserve">Companion brief:</w:t>
+        <w:t xml:space="preserve">Game 3</w:t>
       </w:r>
       <w:r>
         <w:rPr>
@@ -4905,7 +6042,147 @@
           <w:sz w:val="20"/>
           <w:szCs w:val="20"/>
         </w:rPr>
-        <w:t xml:space="preserve"> the focused pre/post analysis is in `game4_slaf_hit_2026-04-26_{EN,FR}.docx` (and the analyzer audit trail is `game4_slaf_hit.numbers.json`).</w:t>
+        <w:t xml:space="preserve"> (MTL 3–2 OT) · No framework-anchor contact event. Routine forecheck-level hits only. Source: `game3_context.yaml`.</w:t>
+      </w:r>
+    </w:p>
+    <w:p>
+      <w:pPr>
+        <w:pStyle w:val="ListParagraph"/>
+        <w:numPr>
+          <w:ilvl w:val="0"/>
+          <w:numId w:val="2"/>
+        </w:numPr>
+        <w:spacing w:after="80"/>
+      </w:pPr>
+      <w:r>
+        <w:rPr>
+          <w:rFonts w:ascii="Arial" w:cs="Arial" w:eastAsia="Arial" w:hAnsi="Arial"/>
+          <w:b/>
+          <w:bCs/>
+          <w:color w:val="111111"/>
+          <w:sz w:val="20"/>
+          <w:szCs w:val="20"/>
+        </w:rPr>
+        <w:t xml:space="preserve">Game 4</w:t>
+      </w:r>
+      <w:r>
+        <w:rPr>
+          <w:rFonts w:ascii="Arial" w:cs="Arial" w:eastAsia="Arial" w:hAnsi="Arial"/>
+          <w:color w:val="111111"/>
+          <w:sz w:val="20"/>
+          <w:szCs w:val="20"/>
+        </w:rPr>
+        <w:t xml:space="preserve"> (TBL 3–2) · </w:t>
+      </w:r>
+      <w:r>
+        <w:rPr>
+          <w:rFonts w:ascii="Arial" w:cs="Arial" w:eastAsia="Arial" w:hAnsi="Arial"/>
+          <w:b/>
+          <w:bCs/>
+          <w:color w:val="111111"/>
+          <w:sz w:val="20"/>
+          <w:szCs w:val="20"/>
+        </w:rPr>
+        <w:t xml:space="preserve">Crozier hit on Slafkovský at P2 17:48</w:t>
+      </w:r>
+      <w:r>
+        <w:rPr>
+          <w:rFonts w:ascii="Arial" w:cs="Arial" w:eastAsia="Arial" w:hAnsi="Arial"/>
+          <w:color w:val="111111"/>
+          <w:sz w:val="20"/>
+          <w:szCs w:val="20"/>
+        </w:rPr>
+        <w:t xml:space="preserve">, MTL leading 2–0. Pre-hit: 11.55 min TOI, 2 SOG, MTL 1 / TBL 0 on-ice goals. Post-hit: 4.67 min TOI (TOI share dropped from 38.7% to 21.0% of available time), 0 SOG, MTL 0 / TBL 1 on-ice goals. </w:t>
+      </w:r>
+      <w:r>
+        <w:rPr>
+          <w:rFonts w:ascii="Arial" w:cs="Arial" w:eastAsia="Arial" w:hAnsi="Arial"/>
+          <w:b/>
+          <w:bCs/>
+          <w:color w:val="111111"/>
+          <w:sz w:val="20"/>
+          <w:szCs w:val="20"/>
+        </w:rPr>
+        <w:t xml:space="preserve">Slafkovský-on-ice 5v5 Corsi actually IMPROVED post-hit (3-10 → 4-2 on a 4.67-min sample) — but his individual offense vanished and TOI was halved.</w:t>
+      </w:r>
+      <w:r>
+        <w:rPr>
+          <w:rFonts w:ascii="Arial" w:cs="Arial" w:eastAsia="Arial" w:hAnsi="Arial"/>
+          <w:color w:val="111111"/>
+          <w:sz w:val="20"/>
+          <w:szCs w:val="20"/>
+        </w:rPr>
+        <w:t xml:space="preserve"> Source: `game4_context.yaml` + companion brief.</w:t>
+      </w:r>
+    </w:p>
+    <w:p>
+      <w:pPr>
+        <w:pStyle w:val="ListParagraph"/>
+        <w:numPr>
+          <w:ilvl w:val="0"/>
+          <w:numId w:val="2"/>
+        </w:numPr>
+        <w:spacing w:after="80"/>
+      </w:pPr>
+      <w:r>
+        <w:rPr>
+          <w:rFonts w:ascii="Arial" w:cs="Arial" w:eastAsia="Arial" w:hAnsi="Arial"/>
+          <w:b/>
+          <w:bCs/>
+          <w:color w:val="111111"/>
+          <w:sz w:val="20"/>
+          <w:szCs w:val="20"/>
+        </w:rPr>
+        <w:t xml:space="preserve">Press read vs data read.</w:t>
+      </w:r>
+      <w:r>
+        <w:rPr>
+          <w:rFonts w:ascii="Arial" w:cs="Arial" w:eastAsia="Arial" w:hAnsi="Arial"/>
+          <w:color w:val="111111"/>
+          <w:sz w:val="20"/>
+          <w:szCs w:val="20"/>
+        </w:rPr>
+        <w:t xml:space="preserve"> Marc Antoine Godin called it part of "the triad" that flipped the game. Habs players denied an effect (Matheson "Je ne pense pas"). Bolduc allowed: "maybe it gave them some gas." </w:t>
+      </w:r>
+      <w:r>
+        <w:rPr>
+          <w:rFonts w:ascii="Arial" w:cs="Arial" w:eastAsia="Arial" w:hAnsi="Arial"/>
+          <w:b/>
+          <w:bCs/>
+          <w:color w:val="111111"/>
+          <w:sz w:val="20"/>
+          <w:szCs w:val="20"/>
+        </w:rPr>
+        <w:t xml:space="preserve">The data-honest read</w:t>
+      </w:r>
+      <w:r>
+        <w:rPr>
+          <w:rFonts w:ascii="Arial" w:cs="Arial" w:eastAsia="Arial" w:hAnsi="Arial"/>
+          <w:color w:val="111111"/>
+          <w:sz w:val="20"/>
+          <w:szCs w:val="20"/>
+        </w:rPr>
+        <w:t xml:space="preserve">: Bolduc was right. The hit (17:48) preceded the Guentzel 4v4 goal (19:06) by </w:t>
+      </w:r>
+      <w:r>
+        <w:rPr>
+          <w:rFonts w:ascii="Arial" w:cs="Arial" w:eastAsia="Arial" w:hAnsi="Arial"/>
+          <w:b/>
+          <w:bCs/>
+          <w:color w:val="111111"/>
+          <w:sz w:val="20"/>
+          <w:szCs w:val="20"/>
+        </w:rPr>
+        <w:t xml:space="preserve">78 seconds</w:t>
+      </w:r>
+      <w:r>
+        <w:rPr>
+          <w:rFonts w:ascii="Arial" w:cs="Arial" w:eastAsia="Arial" w:hAnsi="Arial"/>
+          <w:color w:val="111111"/>
+          <w:sz w:val="20"/>
+          <w:szCs w:val="20"/>
+        </w:rPr>
+        <w:t xml:space="preserve">. Slaf-on-ice possession improved on tiny TOI; his individual production tanked. The "second straight game" framing some are using is wrong — the framework anchors are G2 and G4 with G3 in between.</w:t>
       </w:r>
     </w:p>
     <w:p>
@@ -7555,7 +8832,7 @@
         </w:numPr>
         <w:spacing w:after="60"/>
       </w:pPr>
-      <w:hyperlink w:history="1" r:id="rIda_v2_-gq2m8xo9albjyly">
+      <w:hyperlink w:history="1" r:id="rId_b9vgxhphbay83w-vdjd6">
         <w:r>
           <w:rPr>
             <w:rStyle w:val="Hyperlink"/>
@@ -7576,7 +8853,7 @@
         </w:numPr>
         <w:spacing w:after="60"/>
       </w:pPr>
-      <w:hyperlink w:history="1" r:id="rIdrqzxgycqcpraijfzwoxt1">
+      <w:hyperlink w:history="1" r:id="rIdytoq4wkmym06rrazzcmnn">
         <w:r>
           <w:rPr>
             <w:rStyle w:val="Hyperlink"/>
@@ -7597,7 +8874,7 @@
         </w:numPr>
         <w:spacing w:after="60"/>
       </w:pPr>
-      <w:hyperlink w:history="1" r:id="rId_yotl_t3_cb3jpqm5nhio">
+      <w:hyperlink w:history="1" r:id="rIdwyvabmsrh3lwplotxb6un">
         <w:r>
           <w:rPr>
             <w:rStyle w:val="Hyperlink"/>
@@ -7618,7 +8895,7 @@
         </w:numPr>
         <w:spacing w:after="60"/>
       </w:pPr>
-      <w:hyperlink w:history="1" r:id="rIdjmshe8yn8hxpyly7umil_">
+      <w:hyperlink w:history="1" r:id="rIdgm05-r43hxxtloxdeismi">
         <w:r>
           <w:rPr>
             <w:rStyle w:val="Hyperlink"/>
@@ -7643,7 +8920,7 @@
           <w:sz w:val="22"/>
           <w:szCs w:val="22"/>
         </w:rPr>
-        <w:t xml:space="preserve">Cross-game context (canonical fact base)</w:t>
+        <w:t xml:space="preserve">Francophone press</w:t>
       </w:r>
     </w:p>
     <w:p>
@@ -7655,15 +8932,17 @@
         </w:numPr>
         <w:spacing w:after="60"/>
       </w:pPr>
-      <w:r>
-        <w:rPr>
-          <w:rFonts w:ascii="Arial" w:cs="Arial" w:eastAsia="Arial" w:hAnsi="Arial"/>
-          <w:color w:val="666666"/>
-          <w:sz w:val="18"/>
-          <w:szCs w:val="18"/>
-        </w:rPr>
-        <w:t xml:space="preserve">game2_context.yaml — Hagel-Slafkovský fight reference</w:t>
-      </w:r>
+      <w:hyperlink w:history="1" r:id="rIdzcdei5i_9au6ya39vw49g">
+        <w:r>
+          <w:rPr>
+            <w:rStyle w:val="Hyperlink"/>
+            <w:rFonts w:ascii="Arial" w:cs="Arial" w:eastAsia="Arial" w:hAnsi="Arial"/>
+            <w:sz w:val="18"/>
+            <w:szCs w:val="18"/>
+          </w:rPr>
+          <w:t xml:space="preserve">Marc Antoine Godin · Radio-Canada · La triade qui a coûté cher</w:t>
+        </w:r>
+      </w:hyperlink>
     </w:p>
     <w:p>
       <w:pPr>
@@ -7674,15 +8953,17 @@
         </w:numPr>
         <w:spacing w:after="60"/>
       </w:pPr>
-      <w:r>
-        <w:rPr>
-          <w:rFonts w:ascii="Arial" w:cs="Arial" w:eastAsia="Arial" w:hAnsi="Arial"/>
-          <w:color w:val="666666"/>
-          <w:sz w:val="18"/>
-          <w:szCs w:val="18"/>
-        </w:rPr>
-        <w:t xml:space="preserve">game3_context.yaml — line-reshuffle reference</w:t>
-      </w:r>
+      <w:hyperlink w:history="1" r:id="rIdfzdsn-euvokcy5-d394dg">
+        <w:r>
+          <w:rPr>
+            <w:rStyle w:val="Hyperlink"/>
+            <w:rFonts w:ascii="Arial" w:cs="Arial" w:eastAsia="Arial" w:hAnsi="Arial"/>
+            <w:sz w:val="18"/>
+            <w:szCs w:val="18"/>
+          </w:rPr>
+          <w:t xml:space="preserve">François Gagnon · RDS · La pire avance au hockey</w:t>
+        </w:r>
+      </w:hyperlink>
     </w:p>
     <w:p>
       <w:pPr>
@@ -7693,31 +8974,17 @@
         </w:numPr>
         <w:spacing w:after="60"/>
       </w:pPr>
-      <w:r>
-        <w:rPr>
-          <w:rFonts w:ascii="Arial" w:cs="Arial" w:eastAsia="Arial" w:hAnsi="Arial"/>
-          <w:color w:val="666666"/>
-          <w:sz w:val="18"/>
-          <w:szCs w:val="18"/>
-        </w:rPr>
-        <w:t xml:space="preserve">game4_context.yaml — Crozier-hit reference</w:t>
-      </w:r>
-    </w:p>
-    <w:p>
-      <w:pPr>
-        <w:spacing w:after="60" w:before="120"/>
-      </w:pPr>
-      <w:r>
-        <w:rPr>
-          <w:rFonts w:ascii="Arial" w:cs="Arial" w:eastAsia="Arial" w:hAnsi="Arial"/>
-          <w:b/>
-          <w:bCs/>
-          <w:color w:val="2F4A70"/>
-          <w:sz w:val="22"/>
-          <w:szCs w:val="22"/>
-        </w:rPr>
-        <w:t xml:space="preserve">Companion analyses</w:t>
-      </w:r>
+      <w:hyperlink w:history="1" r:id="rIdpw6dh5bptbz_kmwpr_luh">
+        <w:r>
+          <w:rPr>
+            <w:rStyle w:val="Hyperlink"/>
+            <w:rFonts w:ascii="Arial" w:cs="Arial" w:eastAsia="Arial" w:hAnsi="Arial"/>
+            <w:sz w:val="18"/>
+            <w:szCs w:val="18"/>
+          </w:rPr>
+          <w:t xml:space="preserve">RDS · Slafkovsky sonné, le CH nie avoir été affecté</w:t>
+        </w:r>
+      </w:hyperlink>
     </w:p>
     <w:p>
       <w:pPr>
@@ -7728,15 +8995,17 @@
         </w:numPr>
         <w:spacing w:after="60"/>
       </w:pPr>
-      <w:r>
-        <w:rPr>
-          <w:rFonts w:ascii="Arial" w:cs="Arial" w:eastAsia="Arial" w:hAnsi="Arial"/>
-          <w:color w:val="666666"/>
-          <w:sz w:val="18"/>
-          <w:szCs w:val="18"/>
-        </w:rPr>
-        <w:t xml:space="preserve">Pre-game brief (swap engine projection)</w:t>
-      </w:r>
+      <w:hyperlink w:history="1" r:id="rId_rriokvdtsocv847ogysf">
+        <w:r>
+          <w:rPr>
+            <w:rStyle w:val="Hyperlink"/>
+            <w:rFonts w:ascii="Arial" w:cs="Arial" w:eastAsia="Arial" w:hAnsi="Arial"/>
+            <w:sz w:val="18"/>
+            <w:szCs w:val="18"/>
+          </w:rPr>
+          <w:t xml:space="preserve">RDS · Le CH perd une avance et un match clé</w:t>
+        </w:r>
+      </w:hyperlink>
     </w:p>
     <w:p>
       <w:pPr>
@@ -7747,14 +9016,32 @@
         </w:numPr>
         <w:spacing w:after="60"/>
       </w:pPr>
-      <w:r>
-        <w:rPr>
-          <w:rFonts w:ascii="Arial" w:cs="Arial" w:eastAsia="Arial" w:hAnsi="Arial"/>
-          <w:color w:val="666666"/>
-          <w:sz w:val="18"/>
-          <w:szCs w:val="18"/>
-        </w:rPr>
-        <w:t xml:space="preserve">Live multi-period (P1+P2+P3 + barème legend + thesis check)</w:t>
+      <w:hyperlink w:history="1" r:id="rIdynsydtnvhrsufhbxcmjhj">
+        <w:r>
+          <w:rPr>
+            <w:rStyle w:val="Hyperlink"/>
+            <w:rFonts w:ascii="Arial" w:cs="Arial" w:eastAsia="Arial" w:hAnsi="Arial"/>
+            <w:sz w:val="18"/>
+            <w:szCs w:val="18"/>
+          </w:rPr>
+          <w:t xml:space="preserve">RDS · Les grands moments du match no 4 en direct</w:t>
+        </w:r>
+      </w:hyperlink>
+    </w:p>
+    <w:p>
+      <w:pPr>
+        <w:spacing w:after="60" w:before="120"/>
+      </w:pPr>
+      <w:r>
+        <w:rPr>
+          <w:rFonts w:ascii="Arial" w:cs="Arial" w:eastAsia="Arial" w:hAnsi="Arial"/>
+          <w:b/>
+          <w:bCs/>
+          <w:color w:val="2F4A70"/>
+          <w:sz w:val="22"/>
+          <w:szCs w:val="22"/>
+        </w:rPr>
+        <w:t xml:space="preserve">Anglophone press</w:t>
       </w:r>
     </w:p>
     <w:p>
@@ -7766,6 +9053,127 @@
         </w:numPr>
         <w:spacing w:after="60"/>
       </w:pPr>
+      <w:hyperlink w:history="1" r:id="rIdh08yzxtdqf6fzyt7b17-j">
+        <w:r>
+          <w:rPr>
+            <w:rStyle w:val="Hyperlink"/>
+            <w:rFonts w:ascii="Arial" w:cs="Arial" w:eastAsia="Arial" w:hAnsi="Arial"/>
+            <w:sz w:val="18"/>
+            <w:szCs w:val="18"/>
+          </w:rPr>
+          <w:t xml:space="preserve">NHL.com · Hagel scores twice in 3rd, Lightning rally in Game 4</w:t>
+        </w:r>
+      </w:hyperlink>
+    </w:p>
+    <w:p>
+      <w:pPr>
+        <w:pStyle w:val="ListParagraph"/>
+        <w:numPr>
+          <w:ilvl w:val="0"/>
+          <w:numId w:val="2"/>
+        </w:numPr>
+        <w:spacing w:after="60"/>
+      </w:pPr>
+      <w:hyperlink w:history="1" r:id="rIdckq76zisx4gk9tnowistk">
+        <w:r>
+          <w:rPr>
+            <w:rStyle w:val="Hyperlink"/>
+            <w:rFonts w:ascii="Arial" w:cs="Arial" w:eastAsia="Arial" w:hAnsi="Arial"/>
+            <w:sz w:val="18"/>
+            <w:szCs w:val="18"/>
+          </w:rPr>
+          <w:t xml:space="preserve">Habs Eyes On The Prize · Top Six Minutes — Habs weren't smart enough</w:t>
+        </w:r>
+      </w:hyperlink>
+    </w:p>
+    <w:p>
+      <w:pPr>
+        <w:pStyle w:val="ListParagraph"/>
+        <w:numPr>
+          <w:ilvl w:val="0"/>
+          <w:numId w:val="2"/>
+        </w:numPr>
+        <w:spacing w:after="60"/>
+      </w:pPr>
+      <w:hyperlink w:history="1" r:id="rIdou3odybuhqnbxvwvnigb7">
+        <w:r>
+          <w:rPr>
+            <w:rStyle w:val="Hyperlink"/>
+            <w:rFonts w:ascii="Arial" w:cs="Arial" w:eastAsia="Arial" w:hAnsi="Arial"/>
+            <w:sz w:val="18"/>
+            <w:szCs w:val="18"/>
+          </w:rPr>
+          <w:t xml:space="preserve">CBC News · Habs blow 2-goal lead, Hagel strikes twice</w:t>
+        </w:r>
+      </w:hyperlink>
+    </w:p>
+    <w:p>
+      <w:pPr>
+        <w:pStyle w:val="ListParagraph"/>
+        <w:numPr>
+          <w:ilvl w:val="0"/>
+          <w:numId w:val="2"/>
+        </w:numPr>
+        <w:spacing w:after="60"/>
+      </w:pPr>
+      <w:hyperlink w:history="1" r:id="rIdgr5oylm51wxr3z9kwwmpk">
+        <w:r>
+          <w:rPr>
+            <w:rStyle w:val="Hyperlink"/>
+            <w:rFonts w:ascii="Arial" w:cs="Arial" w:eastAsia="Arial" w:hAnsi="Arial"/>
+            <w:sz w:val="18"/>
+            <w:szCs w:val="18"/>
+          </w:rPr>
+          <w:t xml:space="preserve">Tampa Bay Times · Lightning even series with a boom in Game 4</w:t>
+        </w:r>
+      </w:hyperlink>
+    </w:p>
+    <w:p>
+      <w:pPr>
+        <w:pStyle w:val="ListParagraph"/>
+        <w:numPr>
+          <w:ilvl w:val="0"/>
+          <w:numId w:val="2"/>
+        </w:numPr>
+        <w:spacing w:after="60"/>
+      </w:pPr>
+      <w:hyperlink w:history="1" r:id="rIdab3i0pcnlsiswjzof4z9f">
+        <w:r>
+          <w:rPr>
+            <w:rStyle w:val="Hyperlink"/>
+            <w:rFonts w:ascii="Arial" w:cs="Arial" w:eastAsia="Arial" w:hAnsi="Arial"/>
+            <w:sz w:val="18"/>
+            <w:szCs w:val="18"/>
+          </w:rPr>
+          <w:t xml:space="preserve">TSN · Bolduc, Caufield as Canadiens on top after two periods</w:t>
+        </w:r>
+      </w:hyperlink>
+    </w:p>
+    <w:p>
+      <w:pPr>
+        <w:spacing w:after="60" w:before="120"/>
+      </w:pPr>
+      <w:r>
+        <w:rPr>
+          <w:rFonts w:ascii="Arial" w:cs="Arial" w:eastAsia="Arial" w:hAnsi="Arial"/>
+          <w:b/>
+          <w:bCs/>
+          <w:color w:val="2F4A70"/>
+          <w:sz w:val="22"/>
+          <w:szCs w:val="22"/>
+        </w:rPr>
+        <w:t xml:space="preserve">Cross-game context (canonical fact base)</w:t>
+      </w:r>
+    </w:p>
+    <w:p>
+      <w:pPr>
+        <w:pStyle w:val="ListParagraph"/>
+        <w:numPr>
+          <w:ilvl w:val="0"/>
+          <w:numId w:val="2"/>
+        </w:numPr>
+        <w:spacing w:after="60"/>
+      </w:pPr>
       <w:r>
         <w:rPr>
           <w:rFonts w:ascii="Arial" w:cs="Arial" w:eastAsia="Arial" w:hAnsi="Arial"/>
@@ -7773,7 +9181,156 @@
           <w:sz w:val="18"/>
           <w:szCs w:val="18"/>
         </w:rPr>
+        <w:t xml:space="preserve">game2_context.yaml — Hagel-Slafkovský fight reference</w:t>
+      </w:r>
+    </w:p>
+    <w:p>
+      <w:pPr>
+        <w:pStyle w:val="ListParagraph"/>
+        <w:numPr>
+          <w:ilvl w:val="0"/>
+          <w:numId w:val="2"/>
+        </w:numPr>
+        <w:spacing w:after="60"/>
+      </w:pPr>
+      <w:r>
+        <w:rPr>
+          <w:rFonts w:ascii="Arial" w:cs="Arial" w:eastAsia="Arial" w:hAnsi="Arial"/>
+          <w:color w:val="666666"/>
+          <w:sz w:val="18"/>
+          <w:szCs w:val="18"/>
+        </w:rPr>
+        <w:t xml:space="preserve">game3_context.yaml — line-reshuffle reference</w:t>
+      </w:r>
+    </w:p>
+    <w:p>
+      <w:pPr>
+        <w:pStyle w:val="ListParagraph"/>
+        <w:numPr>
+          <w:ilvl w:val="0"/>
+          <w:numId w:val="2"/>
+        </w:numPr>
+        <w:spacing w:after="60"/>
+      </w:pPr>
+      <w:r>
+        <w:rPr>
+          <w:rFonts w:ascii="Arial" w:cs="Arial" w:eastAsia="Arial" w:hAnsi="Arial"/>
+          <w:color w:val="666666"/>
+          <w:sz w:val="18"/>
+          <w:szCs w:val="18"/>
+        </w:rPr>
+        <w:t xml:space="preserve">game4_context.yaml — Crozier-hit reference</w:t>
+      </w:r>
+    </w:p>
+    <w:p>
+      <w:pPr>
+        <w:spacing w:after="60" w:before="120"/>
+      </w:pPr>
+      <w:r>
+        <w:rPr>
+          <w:rFonts w:ascii="Arial" w:cs="Arial" w:eastAsia="Arial" w:hAnsi="Arial"/>
+          <w:b/>
+          <w:bCs/>
+          <w:color w:val="2F4A70"/>
+          <w:sz w:val="22"/>
+          <w:szCs w:val="22"/>
+        </w:rPr>
+        <w:t xml:space="preserve">Companion analyses</w:t>
+      </w:r>
+    </w:p>
+    <w:p>
+      <w:pPr>
+        <w:pStyle w:val="ListParagraph"/>
+        <w:numPr>
+          <w:ilvl w:val="0"/>
+          <w:numId w:val="2"/>
+        </w:numPr>
+        <w:spacing w:after="60"/>
+      </w:pPr>
+      <w:r>
+        <w:rPr>
+          <w:rFonts w:ascii="Arial" w:cs="Arial" w:eastAsia="Arial" w:hAnsi="Arial"/>
+          <w:color w:val="666666"/>
+          <w:sz w:val="18"/>
+          <w:szCs w:val="18"/>
+        </w:rPr>
+        <w:t xml:space="preserve">Pre-game brief (swap engine projection)</w:t>
+      </w:r>
+    </w:p>
+    <w:p>
+      <w:pPr>
+        <w:pStyle w:val="ListParagraph"/>
+        <w:numPr>
+          <w:ilvl w:val="0"/>
+          <w:numId w:val="2"/>
+        </w:numPr>
+        <w:spacing w:after="60"/>
+      </w:pPr>
+      <w:r>
+        <w:rPr>
+          <w:rFonts w:ascii="Arial" w:cs="Arial" w:eastAsia="Arial" w:hAnsi="Arial"/>
+          <w:color w:val="666666"/>
+          <w:sz w:val="18"/>
+          <w:szCs w:val="18"/>
+        </w:rPr>
+        <w:t xml:space="preserve">Live multi-period (P1+P2+P3 + barème legend + thesis check)</w:t>
+      </w:r>
+    </w:p>
+    <w:p>
+      <w:pPr>
+        <w:pStyle w:val="ListParagraph"/>
+        <w:numPr>
+          <w:ilvl w:val="0"/>
+          <w:numId w:val="2"/>
+        </w:numPr>
+        <w:spacing w:after="60"/>
+      </w:pPr>
+      <w:r>
+        <w:rPr>
+          <w:rFonts w:ascii="Arial" w:cs="Arial" w:eastAsia="Arial" w:hAnsi="Arial"/>
+          <w:color w:val="666666"/>
+          <w:sz w:val="18"/>
+          <w:szCs w:val="18"/>
+        </w:rPr>
         <w:t xml:space="preserve">Slafkovský pre/post-hit special</w:t>
+      </w:r>
+    </w:p>
+    <w:p>
+      <w:pPr>
+        <w:pStyle w:val="ListParagraph"/>
+        <w:numPr>
+          <w:ilvl w:val="0"/>
+          <w:numId w:val="2"/>
+        </w:numPr>
+        <w:spacing w:after="60"/>
+      </w:pPr>
+      <w:r>
+        <w:rPr>
+          <w:rFonts w:ascii="Arial" w:cs="Arial" w:eastAsia="Arial" w:hAnsi="Arial"/>
+          <w:color w:val="666666"/>
+          <w:sz w:val="18"/>
+          <w:szCs w:val="18"/>
+        </w:rPr>
+        <w:t xml:space="preserve">Press validation analyzer audit trail</w:t>
+      </w:r>
+    </w:p>
+    <w:p>
+      <w:pPr>
+        <w:pStyle w:val="ListParagraph"/>
+        <w:numPr>
+          <w:ilvl w:val="0"/>
+          <w:numId w:val="2"/>
+        </w:numPr>
+        <w:spacing w:after="60"/>
+      </w:pPr>
+      <w:r>
+        <w:rPr>
+          <w:rFonts w:ascii="Arial" w:cs="Arial" w:eastAsia="Arial" w:hAnsi="Arial"/>
+          <w:color w:val="666666"/>
+          <w:sz w:val="18"/>
+          <w:szCs w:val="18"/>
+        </w:rPr>
+        <w:t xml:space="preserve">Research-game claims yaml</w:t>
       </w:r>
     </w:p>
     <w:sectPr>

--- a/examples/habs_round1_2026/game4_post_2026-04-26_EN.docx
+++ b/examples/habs_round1_2026/game4_post_2026-04-26_EN.docx
@@ -84,7 +84,7 @@
           <w:sz w:val="20"/>
           <w:szCs w:val="20"/>
         </w:rPr>
-        <w:t xml:space="preserve">TBL 3, MTL 2. Series tied 2–2; Game 5 in Tampa.</w:t>
+        <w:t xml:space="preserve">TBL 3, MTL 2. Series tied 2–2; off to Tampa.</w:t>
       </w:r>
       <w:r>
         <w:rPr>
@@ -93,7 +93,7 @@
           <w:sz w:val="20"/>
           <w:szCs w:val="20"/>
         </w:rPr>
-        <w:t xml:space="preserve"> MTL led 2–0 in the second period, gave up a 4v4 goal with 54 seconds left in P2, then conceded twice to Hagel in the third (1:40 PP, 15:07 5v5). Hagel now has 6 goals in 4 series games.</w:t>
+        <w:t xml:space="preserve"> MTL had a two-goal lead with three minutes to play in the second period. They didn't have it for long. Crozier put Slafkovský on the bench in the neutral zone with 2:12 to go; Guentzel scored at four-on-four 78 seconds later; Hagel scored twice in the third — once on the power play, once redirecting Kucherov from the slot — to win it. Hagel now has six goals in four series games.</w:t>
       </w:r>
     </w:p>
     <w:p>
@@ -114,7 +114,7 @@
           <w:sz w:val="20"/>
           <w:szCs w:val="20"/>
         </w:rPr>
-        <w:t xml:space="preserve">Did the Habs crash in P3? At 5v5, no.</w:t>
+        <w:t xml:space="preserve">Did the Habs crumble in the third? At even strength, no — and that's the surprise.</w:t>
       </w:r>
       <w:r>
         <w:rPr>
@@ -123,7 +123,7 @@
           <w:sz w:val="20"/>
           <w:szCs w:val="20"/>
         </w:rPr>
-        <w:t xml:space="preserve"> MTL Corsi% by period: 39.1 → 35.3 → </w:t>
+        <w:t xml:space="preserve"> MTL's 5v5 Corsi share went </w:t>
       </w:r>
       <w:r>
         <w:rPr>
@@ -134,7 +134,7 @@
           <w:sz w:val="20"/>
           <w:szCs w:val="20"/>
         </w:rPr>
-        <w:t xml:space="preserve">50.0%</w:t>
+        <w:t xml:space="preserve">39 → 35 → 50</w:t>
       </w:r>
       <w:r>
         <w:rPr>
@@ -143,7 +143,7 @@
           <w:sz w:val="20"/>
           <w:szCs w:val="20"/>
         </w:rPr>
-        <w:t xml:space="preserve"> in P3. Pure 5v5 in the third was even (7–7 shot attempts). The damage was on </w:t>
+        <w:t xml:space="preserve"> by period. The third was their best even-strength period of the night. What lost them the game was discipline: </w:t>
       </w:r>
       <w:r>
         <w:rPr>
@@ -154,7 +154,7 @@
           <w:sz w:val="20"/>
           <w:szCs w:val="20"/>
         </w:rPr>
-        <w:t xml:space="preserve">special teams + a deflection</w:t>
+        <w:t xml:space="preserve">three MTL penalties in twelve minutes</w:t>
       </w:r>
       <w:r>
         <w:rPr>
@@ -163,27 +163,7 @@
           <w:sz w:val="20"/>
           <w:szCs w:val="20"/>
         </w:rPr>
-        <w:t xml:space="preserve">, not on territorial collapse. </w:t>
-      </w:r>
-      <w:r>
-        <w:rPr>
-          <w:rFonts w:ascii="Arial" w:cs="Arial" w:eastAsia="Arial" w:hAnsi="Arial"/>
-          <w:b/>
-          <w:bCs/>
-          <w:color w:val="111111"/>
-          <w:sz w:val="20"/>
-          <w:szCs w:val="20"/>
-        </w:rPr>
-        <w:t xml:space="preserve">Three MTL penalties in P3</w:t>
-      </w:r>
-      <w:r>
-        <w:rPr>
-          <w:rFonts w:ascii="Arial" w:cs="Arial" w:eastAsia="Arial" w:hAnsi="Arial"/>
-          <w:color w:val="111111"/>
-          <w:sz w:val="20"/>
-          <w:szCs w:val="20"/>
-        </w:rPr>
-        <w:t xml:space="preserve"> put Tampa on the man advantage — Hagel's tying goal came directly off the second of those.</w:t>
+        <w:t xml:space="preserve">, and Hagel's tying goal came directly off the second power play. The other Hagel goal was Matheson failing to box him out of the slot — same deflection, same defender on-ice, ten minutes apart.</w:t>
       </w:r>
     </w:p>
     <w:p>
@@ -204,7 +184,7 @@
           <w:sz w:val="20"/>
           <w:szCs w:val="20"/>
         </w:rPr>
-        <w:t xml:space="preserve">The Slafkovský hit is the second framework-anchor contact event of the series, not the second straight game.</w:t>
+        <w:t xml:space="preserve">The Slafkovský hit is the second time in this series Tampa has dropped a heavy contact event on him at a load-bearing moment.</w:t>
       </w:r>
       <w:r>
         <w:rPr>
@@ -213,7 +193,7 @@
           <w:sz w:val="20"/>
           <w:szCs w:val="20"/>
         </w:rPr>
-        <w:t xml:space="preserve"> The Hagel-Slafkovský fight was in </w:t>
+        <w:t xml:space="preserve"> Game 2 was the Hagel fight at P2 5:14, and the bucket split was visible (8 SOG / 3 goals before, 2 / 0 after). Game 4: Crozier finds Slaf's chest with MTL up 2–0. His individual line vanishes — 2 SOG before, </w:t>
       </w:r>
       <w:r>
         <w:rPr>
@@ -224,7 +204,7 @@
           <w:sz w:val="20"/>
           <w:szCs w:val="20"/>
         </w:rPr>
-        <w:t xml:space="preserve">Game 2</w:t>
+        <w:t xml:space="preserve">0 after</w:t>
       </w:r>
       <w:r>
         <w:rPr>
@@ -233,27 +213,7 @@
           <w:sz w:val="20"/>
           <w:szCs w:val="20"/>
         </w:rPr>
-        <w:t xml:space="preserve"> (P2 5:14); Game 3 had no comparable event. Game 4: Crozier hit at P2 17:48 (with MTL still up 2–0). The Guentzel 4v4 goal landed </w:t>
-      </w:r>
-      <w:r>
-        <w:rPr>
-          <w:rFonts w:ascii="Arial" w:cs="Arial" w:eastAsia="Arial" w:hAnsi="Arial"/>
-          <w:b/>
-          <w:bCs/>
-          <w:color w:val="111111"/>
-          <w:sz w:val="20"/>
-          <w:szCs w:val="20"/>
-        </w:rPr>
-        <w:t xml:space="preserve">78 seconds later</w:t>
-      </w:r>
-      <w:r>
-        <w:rPr>
-          <w:rFonts w:ascii="Arial" w:cs="Arial" w:eastAsia="Arial" w:hAnsi="Arial"/>
-          <w:color w:val="111111"/>
-          <w:sz w:val="20"/>
-          <w:szCs w:val="20"/>
-        </w:rPr>
-        <w:t xml:space="preserve">. The press is treating it as a "triad" turning point — the data refines that to: hit + 4v4 goal + P3 PP discipline failures.</w:t>
+        <w:t xml:space="preserve">, ice-time share cut in half (39% → 21%). His line's possession actually improved on the small sample, so the Habs aren't lying when they say it didn't break the structure. But Slafkovský himself was a different player after the hit, and Bolduc was the only one in the room who admitted it.</w:t>
       </w:r>
     </w:p>
     <w:p>
@@ -382,7 +342,7 @@
           <w:sz w:val="30"/>
           <w:szCs w:val="30"/>
         </w:rPr>
-        <w:t xml:space="preserve">1. The timeline of a 2–0 lead that vanished</w:t>
+        <w:t xml:space="preserve">1. The two-goal lead that vanished in twelve minutes</w:t>
       </w:r>
     </w:p>
     <w:p>
@@ -398,7 +358,7 @@
           <w:sz w:val="20"/>
           <w:szCs w:val="20"/>
         </w:rPr>
-        <w:t xml:space="preserve">Goal sequence chronological + the Crozier hit on Slafkovský embedded at its actual timestamp. The 78-second window between the hit and the Guentzel 4v4 goal is the question Marc Antoine Godin (Radio-Canada) calls "the triad" — the data is below.</w:t>
+        <w:t xml:space="preserve">Goal sequence in chronological order, with the Crozier hit on Slafkovský embedded at its real timestamp so the 78-second window before the Guentzel goal is visible. Row colour reflects the team that scored; the amber row is the hit.</w:t>
       </w:r>
     </w:p>
     <w:tbl>
@@ -1432,7 +1392,7 @@
           <w:sz w:val="24"/>
           <w:szCs w:val="24"/>
         </w:rPr>
-        <w:t xml:space="preserve">Did the Habs crash?</w:t>
+        <w:t xml:space="preserve">How it actually got away</w:t>
       </w:r>
     </w:p>
     <w:p>
@@ -1453,7 +1413,7 @@
           <w:sz w:val="20"/>
           <w:szCs w:val="20"/>
         </w:rPr>
-        <w:t xml:space="preserve">At 5v5, no.</w:t>
+        <w:t xml:space="preserve">For most of forty minutes the Habs were where they wanted to be.</w:t>
       </w:r>
       <w:r>
         <w:rPr>
@@ -1462,27 +1422,7 @@
           <w:sz w:val="20"/>
           <w:szCs w:val="20"/>
         </w:rPr>
-        <w:t xml:space="preserve"> MTL Corsi% by period went 39.1 → 35.3 → </w:t>
-      </w:r>
-      <w:r>
-        <w:rPr>
-          <w:rFonts w:ascii="Arial" w:cs="Arial" w:eastAsia="Arial" w:hAnsi="Arial"/>
-          <w:b/>
-          <w:bCs/>
-          <w:color w:val="111111"/>
-          <w:sz w:val="20"/>
-          <w:szCs w:val="20"/>
-        </w:rPr>
-        <w:t xml:space="preserve">50.0</w:t>
-      </w:r>
-      <w:r>
-        <w:rPr>
-          <w:rFonts w:ascii="Arial" w:cs="Arial" w:eastAsia="Arial" w:hAnsi="Arial"/>
-          <w:color w:val="111111"/>
-          <w:sz w:val="20"/>
-          <w:szCs w:val="20"/>
-        </w:rPr>
-        <w:t xml:space="preserve">. Pure 5v5 attempts in the third were 7–7 even. MTL was actually MORE balanced at even strength in the third than in the first two periods.</w:t>
+        <w:t xml:space="preserve"> Bolduc cashed a clean offensive-zone sequence at 10:06 of the second; Caufield made it 2–0 on the power play three and a half minutes later. Tampa was still drawing the wrong half of the territorial battle (Corsi 35–65 in their favour at 5v5 through two), but Dobeš and a quality-over-volume MTL approach had turned that into a two-goal lead.</w:t>
       </w:r>
     </w:p>
     <w:p>
@@ -1503,7 +1443,7 @@
           <w:sz w:val="20"/>
           <w:szCs w:val="20"/>
         </w:rPr>
-        <w:t xml:space="preserve">On special teams, yes.</w:t>
+        <w:t xml:space="preserve">Then in three plays, the script flipped.</w:t>
       </w:r>
       <w:r>
         <w:rPr>
@@ -1512,7 +1452,7 @@
           <w:sz w:val="20"/>
           <w:szCs w:val="20"/>
         </w:rPr>
-        <w:t xml:space="preserve"> Three MTL penalties in P3 (vs 1 in P1, 0 in P2). Hagel's tying goal at P3 1:40 came on the second of those PPs. The "veteran-team-punishes-undisciplined-hockey" line St-Louis used post-game survives the data — that's the actual mechanism.</w:t>
+        <w:t xml:space="preserve"> Crozier finishes Slafkovský through the chest in the neutral zone with 2:12 left. Slafkovský takes a long shift back to the bench. Seventy-eight seconds later, on a coincidental-minor 4-on-4, Guentzel beats Dobeš from a Moser feed — 2–1, with 54 seconds remaining in the period. Tampa keeps pressing; the buzzer is the only thing that saves the lead into intermission.</w:t>
       </w:r>
     </w:p>
     <w:p>
@@ -1533,7 +1473,7 @@
           <w:sz w:val="20"/>
           <w:szCs w:val="20"/>
         </w:rPr>
-        <w:t xml:space="preserve">The 4v4 stretch was the inflection.</w:t>
+        <w:t xml:space="preserve">The third period reads two ways depending on which lens you use.</w:t>
       </w:r>
       <w:r>
         <w:rPr>
@@ -1542,7 +1482,7 @@
           <w:sz w:val="20"/>
           <w:szCs w:val="20"/>
         </w:rPr>
-        <w:t xml:space="preserve"> From 2–0 with 9:54 left in P2 to 2–1 with 0:54 left, in a sequence that included the Crozier hit. Once it became a one-goal game, Tampa had Hagel + Kucherov together for stretches in P3, and one PP goal + one slot deflection got it done. </w:t>
+        <w:t xml:space="preserve"> At 5-on-5 the Habs were actually fine — Corsi% by period went 39 → 35 → </w:t>
       </w:r>
       <w:r>
         <w:rPr>
@@ -1553,7 +1493,7 @@
           <w:sz w:val="20"/>
           <w:szCs w:val="20"/>
         </w:rPr>
-        <w:t xml:space="preserve">Matheson was on-ice for both Hagel goals.</w:t>
+        <w:t xml:space="preserve">50</w:t>
       </w:r>
       <w:r>
         <w:rPr>
@@ -1562,7 +1502,27 @@
           <w:sz w:val="20"/>
           <w:szCs w:val="20"/>
         </w:rPr>
-        <w:t xml:space="preserve"> Both shots were deflections from inside ~15 ft of the net.</w:t>
+        <w:t xml:space="preserve">. Pure even-strength attempts in the third were 7–7. They didn't get hemmed in; they didn't run out of legs. What they did was take three penalties in twelve minutes. Hagel's tying goal at 1:40 came directly off the second of those power plays, redirecting Kucherov from the slot. His winner at 15:07 was almost the same shot, almost the same spot, </w:t>
+      </w:r>
+      <w:r>
+        <w:rPr>
+          <w:rFonts w:ascii="Arial" w:cs="Arial" w:eastAsia="Arial" w:hAnsi="Arial"/>
+          <w:b/>
+          <w:bCs/>
+          <w:color w:val="111111"/>
+          <w:sz w:val="20"/>
+          <w:szCs w:val="20"/>
+        </w:rPr>
+        <w:t xml:space="preserve">same defender (Matheson) on the ice unable to box him out</w:t>
+      </w:r>
+      <w:r>
+        <w:rPr>
+          <w:rFonts w:ascii="Arial" w:cs="Arial" w:eastAsia="Arial" w:hAnsi="Arial"/>
+          <w:color w:val="111111"/>
+          <w:sz w:val="20"/>
+          <w:szCs w:val="20"/>
+        </w:rPr>
+        <w:t xml:space="preserve">.</w:t>
       </w:r>
     </w:p>
     <w:p>
@@ -1583,7 +1543,7 @@
           <w:sz w:val="20"/>
           <w:szCs w:val="20"/>
         </w:rPr>
-        <w:t xml:space="preserve">What didn't happen.</w:t>
+        <w:t xml:space="preserve">The talk-radio line — "the Habs choked under pressure" — doesn't survive the 5v5 read.</w:t>
       </w:r>
       <w:r>
         <w:rPr>
@@ -1592,7 +1552,7 @@
           <w:sz w:val="20"/>
           <w:szCs w:val="20"/>
         </w:rPr>
-        <w:t xml:space="preserve"> MTL did not get blown out of P3 5v5. The story isn't "the Habs collapsed under pressure" — it's "Tampa converted three discipline lapses + one defensive-zone lapse into a comeback while MTL kept playing roughly even hockey at even strength."</w:t>
+        <w:t xml:space="preserve"> Even-strength play wasn't the failure point; the failure points were a) staying out of the box and b) clearing the slot on Hagel. Both are addressable. Neither is a structural collapse.</w:t>
       </w:r>
     </w:p>
     <w:p>
@@ -5898,7 +5858,7 @@
           <w:sz w:val="30"/>
           <w:szCs w:val="30"/>
         </w:rPr>
-        <w:t xml:space="preserve">6. Slafkovský and the contact-event pattern (corrected)</w:t>
+        <w:t xml:space="preserve">6. The hit on Slafkovský — what it killed, what it didn't</w:t>
       </w:r>
     </w:p>
     <w:p>
@@ -5912,27 +5872,7 @@
           <w:sz w:val="20"/>
           <w:szCs w:val="20"/>
         </w:rPr>
-        <w:t xml:space="preserve">The framework treats Game 4 (Crozier hit) and Game 2 (Hagel fight) as bucket-cut anchors. </w:t>
-      </w:r>
-      <w:r>
-        <w:rPr>
-          <w:rFonts w:ascii="Arial" w:cs="Arial" w:eastAsia="Arial" w:hAnsi="Arial"/>
-          <w:b/>
-          <w:bCs/>
-          <w:color w:val="111111"/>
-          <w:sz w:val="20"/>
-          <w:szCs w:val="20"/>
-        </w:rPr>
-        <w:t xml:space="preserve">This is not "two straight games" — Game 3 had no comparable event.</w:t>
-      </w:r>
-      <w:r>
-        <w:rPr>
-          <w:rFonts w:ascii="Arial" w:cs="Arial" w:eastAsia="Arial" w:hAnsi="Arial"/>
-          <w:color w:val="111111"/>
-          <w:sz w:val="20"/>
-          <w:szCs w:val="20"/>
-        </w:rPr>
-        <w:t xml:space="preserve"> The cross-game timeline:</w:t>
+        <w:t xml:space="preserve">The visceral story of Game 4 is Crozier's hit on Slafkovský with two minutes left in the second, MTL up 2–0, the building loud. Tampa scored 78 seconds later. By the third period, Slafkovský was a different player. The question is whether the Habs were a different team — and there the data parts ways with the noise.</w:t>
       </w:r>
     </w:p>
     <w:p>
@@ -5953,7 +5893,7 @@
           <w:sz w:val="20"/>
           <w:szCs w:val="20"/>
         </w:rPr>
-        <w:t xml:space="preserve">Game 1</w:t>
+        <w:t xml:space="preserve">The hit, in numbers.</w:t>
       </w:r>
       <w:r>
         <w:rPr>
@@ -5962,7 +5902,27 @@
           <w:sz w:val="20"/>
           <w:szCs w:val="20"/>
         </w:rPr>
-        <w:t xml:space="preserve"> (MTL 4–3 OT) · Slafkovský hat-trick · Cernak hit at P1 0:20 — too early to be an anchor.</w:t>
+        <w:t xml:space="preserve"> Before: 11.55 min ice time (38.7% of game time elapsed), 2 SOG, MTL 1 / TBL 0 goals with him on the ice. After: 4.67 min (21.0% of remaining game time), </w:t>
+      </w:r>
+      <w:r>
+        <w:rPr>
+          <w:rFonts w:ascii="Arial" w:cs="Arial" w:eastAsia="Arial" w:hAnsi="Arial"/>
+          <w:b/>
+          <w:bCs/>
+          <w:color w:val="111111"/>
+          <w:sz w:val="20"/>
+          <w:szCs w:val="20"/>
+        </w:rPr>
+        <w:t xml:space="preserve">0 SOG, 0 missed, 0 takeaways or hits delivered</w:t>
+      </w:r>
+      <w:r>
+        <w:rPr>
+          <w:rFonts w:ascii="Arial" w:cs="Arial" w:eastAsia="Arial" w:hAnsi="Arial"/>
+          <w:color w:val="111111"/>
+          <w:sz w:val="20"/>
+          <w:szCs w:val="20"/>
+        </w:rPr>
+        <w:t xml:space="preserve">, and Tampa scored once with him on. His individual production line is the cleanest "before / after" you'll see in this series.</w:t>
       </w:r>
     </w:p>
     <w:p>
@@ -5983,7 +5943,7 @@
           <w:sz w:val="20"/>
           <w:szCs w:val="20"/>
         </w:rPr>
-        <w:t xml:space="preserve">Game 2</w:t>
+        <w:t xml:space="preserve">His line, on the other hand, was fine.</w:t>
       </w:r>
       <w:r>
         <w:rPr>
@@ -5992,27 +5952,7 @@
           <w:sz w:val="20"/>
           <w:szCs w:val="20"/>
         </w:rPr>
-        <w:t xml:space="preserve"> (TBL 3–2 OT) · </w:t>
-      </w:r>
-      <w:r>
-        <w:rPr>
-          <w:rFonts w:ascii="Arial" w:cs="Arial" w:eastAsia="Arial" w:hAnsi="Arial"/>
-          <w:b/>
-          <w:bCs/>
-          <w:color w:val="111111"/>
-          <w:sz w:val="20"/>
-          <w:szCs w:val="20"/>
-        </w:rPr>
-        <w:t xml:space="preserve">Hagel-Slafkovský fight at P2 5:14</w:t>
-      </w:r>
-      <w:r>
-        <w:rPr>
-          <w:rFonts w:ascii="Arial" w:cs="Arial" w:eastAsia="Arial" w:hAnsi="Arial"/>
-          <w:color w:val="111111"/>
-          <w:sz w:val="20"/>
-          <w:szCs w:val="20"/>
-        </w:rPr>
-        <w:t xml:space="preserve"> · Pre-bucket (G1 + G2 to fight): 8 SOG, 3 goals over 29.9 min. Post-bucket (G2 from 5:14 + G3): 2 SOG, 0 goals over 35.0 min. Source: `game2_context.yaml`.</w:t>
+        <w:t xml:space="preserve"> With Slafkovský on the ice at 5v5, Montreal's Corsi share before the hit was 23% (3 attempts to Tampa's 10). After the hit it was 67% (4 to 2). Tiny sample, six minutes total — but the numbers say the line as a unit didn't crater. Slafkovský himself did. That is a precise distinction the locker-room quotes mostly missed: Matheson saying "I don't think so" maps to the team-level read; Bolduc saying "maybe it gave them some gas" is the player-level read, and Bolduc has it right.</w:t>
       </w:r>
     </w:p>
     <w:p>
@@ -6033,7 +5973,7 @@
           <w:sz w:val="20"/>
           <w:szCs w:val="20"/>
         </w:rPr>
-        <w:t xml:space="preserve">Game 3</w:t>
+        <w:t xml:space="preserve">It is the second time this series Tampa has put a heavy contact event on Slafkovský at a load-bearing moment.</w:t>
       </w:r>
       <w:r>
         <w:rPr>
@@ -6042,7 +5982,7 @@
           <w:sz w:val="20"/>
           <w:szCs w:val="20"/>
         </w:rPr>
-        <w:t xml:space="preserve"> (MTL 3–2 OT) · No framework-anchor contact event. Routine forecheck-level hits only. Source: `game3_context.yaml`.</w:t>
+        <w:t xml:space="preserve"> In Game 2 it was Hagel, fighting majors at 5:14 of the second. The bucket split there was clean: 8 shots and 3 goals before, 2 shots and 0 goals across the rest of that game and Game 3 combined. Now Game 4 produces the same individual-disappearance shape on a tighter window. Game 5 in Tampa is when you find out whether this is a deliberate target-and-erase plan or two opportunistic moments that happen to rhyme.</w:t>
       </w:r>
     </w:p>
     <w:p>
@@ -6063,7 +6003,7 @@
           <w:sz w:val="20"/>
           <w:szCs w:val="20"/>
         </w:rPr>
-        <w:t xml:space="preserve">Game 4</w:t>
+        <w:t xml:space="preserve">Did the hit kill the Habs' momentum?</w:t>
       </w:r>
       <w:r>
         <w:rPr>
@@ -6072,117 +6012,7 @@
           <w:sz w:val="20"/>
           <w:szCs w:val="20"/>
         </w:rPr>
-        <w:t xml:space="preserve"> (TBL 3–2) · </w:t>
-      </w:r>
-      <w:r>
-        <w:rPr>
-          <w:rFonts w:ascii="Arial" w:cs="Arial" w:eastAsia="Arial" w:hAnsi="Arial"/>
-          <w:b/>
-          <w:bCs/>
-          <w:color w:val="111111"/>
-          <w:sz w:val="20"/>
-          <w:szCs w:val="20"/>
-        </w:rPr>
-        <w:t xml:space="preserve">Crozier hit on Slafkovský at P2 17:48</w:t>
-      </w:r>
-      <w:r>
-        <w:rPr>
-          <w:rFonts w:ascii="Arial" w:cs="Arial" w:eastAsia="Arial" w:hAnsi="Arial"/>
-          <w:color w:val="111111"/>
-          <w:sz w:val="20"/>
-          <w:szCs w:val="20"/>
-        </w:rPr>
-        <w:t xml:space="preserve">, MTL leading 2–0. Pre-hit: 11.55 min TOI, 2 SOG, MTL 1 / TBL 0 on-ice goals. Post-hit: 4.67 min TOI (TOI share dropped from 38.7% to 21.0% of available time), 0 SOG, MTL 0 / TBL 1 on-ice goals. </w:t>
-      </w:r>
-      <w:r>
-        <w:rPr>
-          <w:rFonts w:ascii="Arial" w:cs="Arial" w:eastAsia="Arial" w:hAnsi="Arial"/>
-          <w:b/>
-          <w:bCs/>
-          <w:color w:val="111111"/>
-          <w:sz w:val="20"/>
-          <w:szCs w:val="20"/>
-        </w:rPr>
-        <w:t xml:space="preserve">Slafkovský-on-ice 5v5 Corsi actually IMPROVED post-hit (3-10 → 4-2 on a 4.67-min sample) — but his individual offense vanished and TOI was halved.</w:t>
-      </w:r>
-      <w:r>
-        <w:rPr>
-          <w:rFonts w:ascii="Arial" w:cs="Arial" w:eastAsia="Arial" w:hAnsi="Arial"/>
-          <w:color w:val="111111"/>
-          <w:sz w:val="20"/>
-          <w:szCs w:val="20"/>
-        </w:rPr>
-        <w:t xml:space="preserve"> Source: `game4_context.yaml` + companion brief.</w:t>
-      </w:r>
-    </w:p>
-    <w:p>
-      <w:pPr>
-        <w:pStyle w:val="ListParagraph"/>
-        <w:numPr>
-          <w:ilvl w:val="0"/>
-          <w:numId w:val="2"/>
-        </w:numPr>
-        <w:spacing w:after="80"/>
-      </w:pPr>
-      <w:r>
-        <w:rPr>
-          <w:rFonts w:ascii="Arial" w:cs="Arial" w:eastAsia="Arial" w:hAnsi="Arial"/>
-          <w:b/>
-          <w:bCs/>
-          <w:color w:val="111111"/>
-          <w:sz w:val="20"/>
-          <w:szCs w:val="20"/>
-        </w:rPr>
-        <w:t xml:space="preserve">Press read vs data read.</w:t>
-      </w:r>
-      <w:r>
-        <w:rPr>
-          <w:rFonts w:ascii="Arial" w:cs="Arial" w:eastAsia="Arial" w:hAnsi="Arial"/>
-          <w:color w:val="111111"/>
-          <w:sz w:val="20"/>
-          <w:szCs w:val="20"/>
-        </w:rPr>
-        <w:t xml:space="preserve"> Marc Antoine Godin called it part of "the triad" that flipped the game. Habs players denied an effect (Matheson "Je ne pense pas"). Bolduc allowed: "maybe it gave them some gas." </w:t>
-      </w:r>
-      <w:r>
-        <w:rPr>
-          <w:rFonts w:ascii="Arial" w:cs="Arial" w:eastAsia="Arial" w:hAnsi="Arial"/>
-          <w:b/>
-          <w:bCs/>
-          <w:color w:val="111111"/>
-          <w:sz w:val="20"/>
-          <w:szCs w:val="20"/>
-        </w:rPr>
-        <w:t xml:space="preserve">The data-honest read</w:t>
-      </w:r>
-      <w:r>
-        <w:rPr>
-          <w:rFonts w:ascii="Arial" w:cs="Arial" w:eastAsia="Arial" w:hAnsi="Arial"/>
-          <w:color w:val="111111"/>
-          <w:sz w:val="20"/>
-          <w:szCs w:val="20"/>
-        </w:rPr>
-        <w:t xml:space="preserve">: Bolduc was right. The hit (17:48) preceded the Guentzel 4v4 goal (19:06) by </w:t>
-      </w:r>
-      <w:r>
-        <w:rPr>
-          <w:rFonts w:ascii="Arial" w:cs="Arial" w:eastAsia="Arial" w:hAnsi="Arial"/>
-          <w:b/>
-          <w:bCs/>
-          <w:color w:val="111111"/>
-          <w:sz w:val="20"/>
-          <w:szCs w:val="20"/>
-        </w:rPr>
-        <w:t xml:space="preserve">78 seconds</w:t>
-      </w:r>
-      <w:r>
-        <w:rPr>
-          <w:rFonts w:ascii="Arial" w:cs="Arial" w:eastAsia="Arial" w:hAnsi="Arial"/>
-          <w:color w:val="111111"/>
-          <w:sz w:val="20"/>
-          <w:szCs w:val="20"/>
-        </w:rPr>
-        <w:t xml:space="preserve">. Slaf-on-ice possession improved on tiny TOI; his individual production tanked. The "second straight game" framing some are using is wrong — the framework anchors are G2 and G4 with G3 in between.</w:t>
+        <w:t xml:space="preserve"> Honest answer: it didn't kill the Habs, but it did kill Slafkovský for the night, and then four-on-four hockey did the rest. The Guentzel goal that landed 78 seconds later is the one that turned the lead from comfortable to brittle. Whether you put that goal at the foot of the hit or at the foot of the coincidental minors is a coaching-tape question, not a stats question. From here, the team-level structure held; only the discipline did not.</w:t>
       </w:r>
     </w:p>
     <w:p>
@@ -8832,7 +8662,7 @@
         </w:numPr>
         <w:spacing w:after="60"/>
       </w:pPr>
-      <w:hyperlink w:history="1" r:id="rId_b9vgxhphbay83w-vdjd6">
+      <w:hyperlink w:history="1" r:id="rIdezl8ah6hxefy2ubwyep7g">
         <w:r>
           <w:rPr>
             <w:rStyle w:val="Hyperlink"/>
@@ -8853,7 +8683,7 @@
         </w:numPr>
         <w:spacing w:after="60"/>
       </w:pPr>
-      <w:hyperlink w:history="1" r:id="rIdytoq4wkmym06rrazzcmnn">
+      <w:hyperlink w:history="1" r:id="rIdx4xt-kz9b7akcxo67cd46">
         <w:r>
           <w:rPr>
             <w:rStyle w:val="Hyperlink"/>
@@ -8874,7 +8704,7 @@
         </w:numPr>
         <w:spacing w:after="60"/>
       </w:pPr>
-      <w:hyperlink w:history="1" r:id="rIdwyvabmsrh3lwplotxb6un">
+      <w:hyperlink w:history="1" r:id="rIdtzsoysni17re4bhrx3wz-">
         <w:r>
           <w:rPr>
             <w:rStyle w:val="Hyperlink"/>
@@ -8895,7 +8725,7 @@
         </w:numPr>
         <w:spacing w:after="60"/>
       </w:pPr>
-      <w:hyperlink w:history="1" r:id="rIdgm05-r43hxxtloxdeismi">
+      <w:hyperlink w:history="1" r:id="rIdjcfkpxowauaxc5ut4j2li">
         <w:r>
           <w:rPr>
             <w:rStyle w:val="Hyperlink"/>
@@ -8932,7 +8762,7 @@
         </w:numPr>
         <w:spacing w:after="60"/>
       </w:pPr>
-      <w:hyperlink w:history="1" r:id="rIdzcdei5i_9au6ya39vw49g">
+      <w:hyperlink w:history="1" r:id="rIdcthvnxm1amsd3j12leadi">
         <w:r>
           <w:rPr>
             <w:rStyle w:val="Hyperlink"/>
@@ -8953,7 +8783,7 @@
         </w:numPr>
         <w:spacing w:after="60"/>
       </w:pPr>
-      <w:hyperlink w:history="1" r:id="rIdfzdsn-euvokcy5-d394dg">
+      <w:hyperlink w:history="1" r:id="rId4ztdfqujxvqsn0uatajwl">
         <w:r>
           <w:rPr>
             <w:rStyle w:val="Hyperlink"/>
@@ -8974,7 +8804,7 @@
         </w:numPr>
         <w:spacing w:after="60"/>
       </w:pPr>
-      <w:hyperlink w:history="1" r:id="rIdpw6dh5bptbz_kmwpr_luh">
+      <w:hyperlink w:history="1" r:id="rIdh0ws19uw-lilv0ii6nfat">
         <w:r>
           <w:rPr>
             <w:rStyle w:val="Hyperlink"/>
@@ -8995,7 +8825,7 @@
         </w:numPr>
         <w:spacing w:after="60"/>
       </w:pPr>
-      <w:hyperlink w:history="1" r:id="rId_rriokvdtsocv847ogysf">
+      <w:hyperlink w:history="1" r:id="rIddqxcwg_h_iomkvciwlrki">
         <w:r>
           <w:rPr>
             <w:rStyle w:val="Hyperlink"/>
@@ -9016,7 +8846,7 @@
         </w:numPr>
         <w:spacing w:after="60"/>
       </w:pPr>
-      <w:hyperlink w:history="1" r:id="rIdynsydtnvhrsufhbxcmjhj">
+      <w:hyperlink w:history="1" r:id="rIdqrj8lziscl0aatgo3qgkv">
         <w:r>
           <w:rPr>
             <w:rStyle w:val="Hyperlink"/>
@@ -9053,7 +8883,7 @@
         </w:numPr>
         <w:spacing w:after="60"/>
       </w:pPr>
-      <w:hyperlink w:history="1" r:id="rIdh08yzxtdqf6fzyt7b17-j">
+      <w:hyperlink w:history="1" r:id="rId3zz4jlbh58he_eta3bu02">
         <w:r>
           <w:rPr>
             <w:rStyle w:val="Hyperlink"/>
@@ -9074,7 +8904,7 @@
         </w:numPr>
         <w:spacing w:after="60"/>
       </w:pPr>
-      <w:hyperlink w:history="1" r:id="rIdckq76zisx4gk9tnowistk">
+      <w:hyperlink w:history="1" r:id="rIdk0yyy3oilvdsfdxadoqpw">
         <w:r>
           <w:rPr>
             <w:rStyle w:val="Hyperlink"/>
@@ -9095,7 +8925,7 @@
         </w:numPr>
         <w:spacing w:after="60"/>
       </w:pPr>
-      <w:hyperlink w:history="1" r:id="rIdou3odybuhqnbxvwvnigb7">
+      <w:hyperlink w:history="1" r:id="rId1imyp34vomru4cppwtvxg">
         <w:r>
           <w:rPr>
             <w:rStyle w:val="Hyperlink"/>
@@ -9116,7 +8946,7 @@
         </w:numPr>
         <w:spacing w:after="60"/>
       </w:pPr>
-      <w:hyperlink w:history="1" r:id="rIdgr5oylm51wxr3z9kwwmpk">
+      <w:hyperlink w:history="1" r:id="rIdl-e6hxy2m8yhbghmbsrtz">
         <w:r>
           <w:rPr>
             <w:rStyle w:val="Hyperlink"/>
@@ -9137,7 +8967,7 @@
         </w:numPr>
         <w:spacing w:after="60"/>
       </w:pPr>
-      <w:hyperlink w:history="1" r:id="rIdab3i0pcnlsiswjzof4z9f">
+      <w:hyperlink w:history="1" r:id="rIdcqqczalufqegf15s0hvf8">
         <w:r>
           <w:rPr>
             <w:rStyle w:val="Hyperlink"/>
